--- a/269032_SupportManager_LabQualitySystem.docx
+++ b/269032_SupportManager_LabQualitySystem.docx
@@ -103,7 +103,14 @@
                 <w:rFonts w:ascii="Browallia New" w:eastAsia="Browallia New" w:hAnsi="Browallia New" w:cs="Browallia New"/>
                 <w:sz w:val="26"/>
               </w:rPr>
-              <w:t>1) กรอกข้อมูลในช่องสีเหลืองเท่านั้น ข้อความสีเทาตัวเอียงเป็นเพียงตัวอย่าง ลบออกแล้วพิมพ์ข้อมูลจริงแทน</w:t>
+              <w:t xml:space="preserve">1) </w:t>
+            </w:r>
+            <w:r>
+              <w:rPr>
+                <w:rFonts w:ascii="Browallia New" w:eastAsia="Browallia New" w:hAnsi="Browallia New" w:cs="Browallia New"/>
+                <w:sz w:val="26"/>
+              </w:rPr>
+              <w:t>กรอกข้อมูลในช่องสีเหลืองเท่านั้น ข้อความสีเทาตัวเอียงเป็นเพียงตัวอย่าง ลบออกแล้วพิมพ์ข้อมูลจริงแทน</w:t>
             </w:r>
           </w:p>
           <w:p>
@@ -115,7 +122,14 @@
                 <w:rFonts w:ascii="Browallia New" w:eastAsia="Browallia New" w:hAnsi="Browallia New" w:cs="Browallia New"/>
                 <w:sz w:val="26"/>
               </w:rPr>
-              <w:t>2) จัดทำร่วมกันระหว่างผู้ดำรงตำแหน่งปัจจุบัน</w:t>
+              <w:t xml:space="preserve">2) </w:t>
+            </w:r>
+            <w:r>
+              <w:rPr>
+                <w:rFonts w:ascii="Browallia New" w:eastAsia="Browallia New" w:hAnsi="Browallia New" w:cs="Browallia New"/>
+                <w:sz w:val="26"/>
+              </w:rPr>
+              <w:t>จัดทำร่วมกันระหว่างผู้ดำรงตำแหน่งปัจจุบัน</w:t>
             </w:r>
             <w:r>
               <w:rPr>
@@ -143,7 +157,14 @@
                 <w:rFonts w:ascii="Browallia New" w:eastAsia="Browallia New" w:hAnsi="Browallia New" w:cs="Browallia New"/>
                 <w:sz w:val="26"/>
               </w:rPr>
-              <w:t>3) ระดับความเชี่ยวชาญ (Proficiency Level) ให้ใช้เกณฑ์ 1-5 ตามตารางในหัวข้อ 4ค</w:t>
+              <w:t xml:space="preserve">3) </w:t>
+            </w:r>
+            <w:r>
+              <w:rPr>
+                <w:rFonts w:ascii="Browallia New" w:eastAsia="Browallia New" w:hAnsi="Browallia New" w:cs="Browallia New"/>
+                <w:sz w:val="26"/>
+              </w:rPr>
+              <w:t>ระดับความเชี่ยวชาญ (Proficiency Level) ให้ใช้เกณฑ์ 1-5 ตามตารางในหัวข้อ 4ค</w:t>
             </w:r>
           </w:p>
           <w:p>
@@ -155,7 +176,14 @@
                 <w:rFonts w:ascii="Browallia New" w:eastAsia="Browallia New" w:hAnsi="Browallia New" w:cs="Browallia New"/>
                 <w:sz w:val="26"/>
               </w:rPr>
-              <w:t>4) เมื่อกรอกครบถ้วนแล้ว ให้ลงนามรับรองตามลำดับในหน้าถัดไป ก่อนนำส่ง HR Business Partner ของสายงาน</w:t>
+              <w:t xml:space="preserve">4) </w:t>
+            </w:r>
+            <w:r>
+              <w:rPr>
+                <w:rFonts w:ascii="Browallia New" w:eastAsia="Browallia New" w:hAnsi="Browallia New" w:cs="Browallia New"/>
+                <w:sz w:val="26"/>
+              </w:rPr>
+              <w:t>เมื่อกรอกครบถ้วนแล้ว ให้ลงนามรับรองตามลำดับในหน้าถัดไป ก่อนนำส่ง HR Business Partner ของสายงาน</w:t>
             </w:r>
           </w:p>
           <w:p>
@@ -167,7 +195,14 @@
                 <w:rFonts w:ascii="Browallia New" w:eastAsia="Browallia New" w:hAnsi="Browallia New" w:cs="Browallia New"/>
                 <w:sz w:val="26"/>
               </w:rPr>
-              <w:t>5) เอกสารฉบับนี้จัดเป็นข้อมูลลับ (Confidential) ใช้ภายในองค์กรเพื่อการบริหารแผนสืบทอดตำแหน่งเท่านั้น ห้ามเผยแพร่หรือส่งต่อโดยไม่ได้รับอนุญาต</w:t>
+              <w:t xml:space="preserve">5) </w:t>
+            </w:r>
+            <w:r>
+              <w:rPr>
+                <w:rFonts w:ascii="Browallia New" w:eastAsia="Browallia New" w:hAnsi="Browallia New" w:cs="Browallia New"/>
+                <w:sz w:val="26"/>
+              </w:rPr>
+              <w:t>เอกสารฉบับนี้จัดเป็นข้อมูลลับ (Confidential) ใช้ภายในองค์กรเพื่อการบริหารแผนสืบทอดตำแหน่งเท่านั้น ห้ามเผยแพร่หรือส่งต่อโดยไม่ได้รับอนุญาต</w:t>
             </w:r>
           </w:p>
         </w:tc>
@@ -460,6 +495,9 @@
           <w:p>
             <w:pPr>
               <w:rPr>
+                <w:iCs/>
+                <w:sz w:val="28"/>
+                <w:szCs w:val="28"/>
                 <w:cs/>
                 <w:lang w:val="en-US" w:bidi="th-TH"/>
               </w:rPr>
@@ -467,21 +505,12 @@
             <w:r>
               <w:rPr>
                 <w:rFonts w:ascii="Browallia New" w:eastAsia="Browallia New" w:hAnsi="Browallia New" w:cs="Browallia New"/>
-                <w:i/>
-                <w:color w:val="808080"/>
+                <w:iCs/>
+                <w:sz w:val="28"/>
+                <w:szCs w:val="28"/>
                 <w:lang w:val="en-US" w:bidi="th-TH"/>
               </w:rPr>
-              <w:t>HR</w:t>
-            </w:r>
-            <w:r>
-              <w:rPr>
-                <w:rFonts w:ascii="Browallia New" w:eastAsia="Browallia New" w:hAnsi="Browallia New" w:cs="Browallia New" w:hint="cs"/>
-                <w:i/>
-                <w:color w:val="808080"/>
-                <w:cs/>
-                <w:lang w:val="en-US" w:bidi="th-TH"/>
-              </w:rPr>
-              <w:t xml:space="preserve"> จะเติมข้อมูลส่วนนี้ให้</w:t>
+              <w:t>Support Manager</w:t>
             </w:r>
           </w:p>
         </w:tc>
@@ -509,24 +538,22 @@
             <w:tcW w:w="5331" w:type="dxa"/>
           </w:tcPr>
           <w:p>
-            <w:r>
-              <w:rPr>
-                <w:rFonts w:ascii="Browallia New" w:eastAsia="Browallia New" w:hAnsi="Browallia New" w:cs="Browallia New"/>
-                <w:i/>
-                <w:color w:val="808080"/>
+            <w:pPr>
+              <w:rPr>
+                <w:iCs/>
+                <w:sz w:val="28"/>
+                <w:szCs w:val="28"/>
+              </w:rPr>
+            </w:pPr>
+            <w:r>
+              <w:rPr>
+                <w:rFonts w:ascii="Browallia New" w:eastAsia="Browallia New" w:hAnsi="Browallia New" w:cs="Browallia New"/>
+                <w:iCs/>
+                <w:sz w:val="28"/>
+                <w:szCs w:val="28"/>
                 <w:lang w:val="en-US" w:bidi="th-TH"/>
               </w:rPr>
-              <w:t>HR</w:t>
-            </w:r>
-            <w:r>
-              <w:rPr>
-                <w:rFonts w:ascii="Browallia New" w:eastAsia="Browallia New" w:hAnsi="Browallia New" w:cs="Browallia New" w:hint="cs"/>
-                <w:i/>
-                <w:color w:val="808080"/>
-                <w:cs/>
-                <w:lang w:val="en-US" w:bidi="th-TH"/>
-              </w:rPr>
-              <w:t xml:space="preserve"> จะเติมข้อมูลส่วนนี้ให้</w:t>
+              <w:t>-</w:t>
             </w:r>
           </w:p>
         </w:tc>
@@ -554,24 +581,22 @@
             <w:tcW w:w="5331" w:type="dxa"/>
           </w:tcPr>
           <w:p>
-            <w:r>
-              <w:rPr>
-                <w:rFonts w:ascii="Browallia New" w:eastAsia="Browallia New" w:hAnsi="Browallia New" w:cs="Browallia New"/>
-                <w:i/>
-                <w:color w:val="808080"/>
+            <w:pPr>
+              <w:rPr>
+                <w:iCs/>
+                <w:sz w:val="28"/>
+                <w:szCs w:val="28"/>
+              </w:rPr>
+            </w:pPr>
+            <w:r>
+              <w:rPr>
+                <w:rFonts w:ascii="Browallia New" w:eastAsia="Browallia New" w:hAnsi="Browallia New" w:cs="Browallia New"/>
+                <w:iCs/>
+                <w:sz w:val="28"/>
+                <w:szCs w:val="28"/>
                 <w:lang w:val="en-US" w:bidi="th-TH"/>
               </w:rPr>
-              <w:t>HR</w:t>
-            </w:r>
-            <w:r>
-              <w:rPr>
-                <w:rFonts w:ascii="Browallia New" w:eastAsia="Browallia New" w:hAnsi="Browallia New" w:cs="Browallia New" w:hint="cs"/>
-                <w:i/>
-                <w:color w:val="808080"/>
-                <w:cs/>
-                <w:lang w:val="en-US" w:bidi="th-TH"/>
-              </w:rPr>
-              <w:t xml:space="preserve"> จะเติมข้อมูลส่วนนี้ให้</w:t>
+              <w:t>Quality Management</w:t>
             </w:r>
           </w:p>
         </w:tc>
@@ -599,24 +624,22 @@
             <w:tcW w:w="5331" w:type="dxa"/>
           </w:tcPr>
           <w:p>
-            <w:r>
-              <w:rPr>
-                <w:rFonts w:ascii="Browallia New" w:eastAsia="Browallia New" w:hAnsi="Browallia New" w:cs="Browallia New"/>
-                <w:i/>
-                <w:color w:val="808080"/>
-                <w:lang w:val="en-US" w:bidi="th-TH"/>
-              </w:rPr>
-              <w:t>HR</w:t>
-            </w:r>
-            <w:r>
-              <w:rPr>
-                <w:rFonts w:ascii="Browallia New" w:eastAsia="Browallia New" w:hAnsi="Browallia New" w:cs="Browallia New" w:hint="cs"/>
-                <w:i/>
-                <w:color w:val="808080"/>
-                <w:cs/>
-                <w:lang w:val="en-US" w:bidi="th-TH"/>
-              </w:rPr>
-              <w:t xml:space="preserve"> จะเติมข้อมูลส่วนนี้ให้</w:t>
+            <w:pPr>
+              <w:rPr>
+                <w:iCs/>
+                <w:sz w:val="28"/>
+                <w:szCs w:val="28"/>
+              </w:rPr>
+            </w:pPr>
+            <w:r>
+              <w:rPr>
+                <w:rFonts w:ascii="Browallia New" w:eastAsia="Browallia New" w:hAnsi="Browallia New" w:cs="Browallia New"/>
+                <w:iCs/>
+                <w:sz w:val="28"/>
+                <w:szCs w:val="28"/>
+                <w:lang w:bidi="th-TH"/>
+              </w:rPr>
+              <w:t>Laboratory &amp; Quality System</w:t>
             </w:r>
           </w:p>
         </w:tc>
@@ -644,24 +667,23 @@
             <w:tcW w:w="5331" w:type="dxa"/>
           </w:tcPr>
           <w:p>
-            <w:r>
-              <w:rPr>
-                <w:rFonts w:ascii="Browallia New" w:eastAsia="Browallia New" w:hAnsi="Browallia New" w:cs="Browallia New"/>
-                <w:i/>
-                <w:color w:val="808080"/>
-                <w:lang w:val="en-US" w:bidi="th-TH"/>
-              </w:rPr>
-              <w:t>HR</w:t>
-            </w:r>
-            <w:r>
-              <w:rPr>
-                <w:rFonts w:ascii="Browallia New" w:eastAsia="Browallia New" w:hAnsi="Browallia New" w:cs="Browallia New" w:hint="cs"/>
-                <w:i/>
-                <w:color w:val="808080"/>
+            <w:pPr>
+              <w:rPr>
+                <w:iCs/>
+                <w:sz w:val="28"/>
+                <w:szCs w:val="28"/>
+              </w:rPr>
+            </w:pPr>
+            <w:r>
+              <w:rPr>
+                <w:rFonts w:ascii="Browallia New" w:eastAsia="Browallia New" w:hAnsi="Browallia New" w:cs="Browallia New"/>
+                <w:iCs/>
+                <w:sz w:val="28"/>
+                <w:szCs w:val="28"/>
                 <w:cs/>
-                <w:lang w:val="en-US" w:bidi="th-TH"/>
-              </w:rPr>
-              <w:t xml:space="preserve"> จะเติมข้อมูลส่วนนี้ให้</w:t>
+                <w:lang w:val="en-US"/>
+              </w:rPr>
+              <w:t>ธำรงค์ รักถิ่น</w:t>
             </w:r>
           </w:p>
         </w:tc>
@@ -689,24 +711,23 @@
             <w:tcW w:w="5331" w:type="dxa"/>
           </w:tcPr>
           <w:p>
-            <w:r>
-              <w:rPr>
-                <w:rFonts w:ascii="Browallia New" w:eastAsia="Browallia New" w:hAnsi="Browallia New" w:cs="Browallia New"/>
-                <w:i/>
-                <w:color w:val="808080"/>
-                <w:lang w:val="en-US" w:bidi="th-TH"/>
-              </w:rPr>
-              <w:t>HR</w:t>
-            </w:r>
-            <w:r>
-              <w:rPr>
-                <w:rFonts w:ascii="Browallia New" w:eastAsia="Browallia New" w:hAnsi="Browallia New" w:cs="Browallia New" w:hint="cs"/>
-                <w:i/>
-                <w:color w:val="808080"/>
+            <w:pPr>
+              <w:rPr>
+                <w:iCs/>
+                <w:sz w:val="28"/>
+                <w:szCs w:val="28"/>
+              </w:rPr>
+            </w:pPr>
+            <w:r>
+              <w:rPr>
+                <w:rFonts w:ascii="Browallia New" w:eastAsia="Browallia New" w:hAnsi="Browallia New" w:cs="Browallia New"/>
+                <w:iCs/>
+                <w:sz w:val="28"/>
+                <w:szCs w:val="28"/>
                 <w:cs/>
                 <w:lang w:val="en-US" w:bidi="th-TH"/>
               </w:rPr>
-              <w:t xml:space="preserve"> จะเติมข้อมูลส่วนนี้ให้</w:t>
+              <w:t>ธีรนี กิตติธีระนนทร์</w:t>
             </w:r>
           </w:p>
         </w:tc>
@@ -820,7 +841,16 @@
                 <w:color w:val="C8102E"/>
                 <w:sz w:val="26"/>
               </w:rPr>
-              <w:t>(จัดทำ)</w:t>
+              <w:t>(</w:t>
+            </w:r>
+            <w:r>
+              <w:rPr>
+                <w:rFonts w:ascii="Browallia New" w:eastAsia="Browallia New" w:hAnsi="Browallia New" w:cs="Browallia New"/>
+                <w:i/>
+                <w:color w:val="C8102E"/>
+                <w:sz w:val="26"/>
+              </w:rPr>
+              <w:t>จัดทำ)</w:t>
             </w:r>
           </w:p>
           <w:p>
@@ -880,7 +910,16 @@
                 <w:color w:val="C8102E"/>
                 <w:sz w:val="26"/>
               </w:rPr>
-              <w:t>(ตรวจสอบความถูกต้อง)</w:t>
+              <w:t>(</w:t>
+            </w:r>
+            <w:r>
+              <w:rPr>
+                <w:rFonts w:ascii="Browallia New" w:eastAsia="Browallia New" w:hAnsi="Browallia New" w:cs="Browallia New"/>
+                <w:i/>
+                <w:color w:val="C8102E"/>
+                <w:sz w:val="26"/>
+              </w:rPr>
+              <w:t>ตรวจสอบความถูกต้อง)</w:t>
             </w:r>
           </w:p>
           <w:p>
@@ -928,7 +967,16 @@
                 <w:color w:val="C8102E"/>
                 <w:sz w:val="26"/>
               </w:rPr>
-              <w:t>(รับรอง)</w:t>
+              <w:t>(</w:t>
+            </w:r>
+            <w:r>
+              <w:rPr>
+                <w:rFonts w:ascii="Browallia New" w:eastAsia="Browallia New" w:hAnsi="Browallia New" w:cs="Browallia New"/>
+                <w:i/>
+                <w:color w:val="C8102E"/>
+                <w:sz w:val="26"/>
+              </w:rPr>
+              <w:t>รับรอง)</w:t>
             </w:r>
           </w:p>
           <w:p>
@@ -980,7 +1028,16 @@
                 <w:color w:val="C8102E"/>
                 <w:sz w:val="26"/>
               </w:rPr>
-              <w:t>(อนุมัติ)</w:t>
+              <w:t>(</w:t>
+            </w:r>
+            <w:r>
+              <w:rPr>
+                <w:rFonts w:ascii="Browallia New" w:eastAsia="Browallia New" w:hAnsi="Browallia New" w:cs="Browallia New"/>
+                <w:i/>
+                <w:color w:val="C8102E"/>
+                <w:sz w:val="26"/>
+              </w:rPr>
+              <w:t>อนุมัติ)</w:t>
             </w:r>
           </w:p>
           <w:p>
@@ -1134,7 +1191,15 @@
                 <w:b/>
                 <w:sz w:val="28"/>
               </w:rPr>
-              <w:t>1ก. ความสัมพันธ์</w:t>
+              <w:t>1</w:t>
+            </w:r>
+            <w:r>
+              <w:rPr>
+                <w:rFonts w:ascii="Browallia New" w:eastAsia="Browallia New" w:hAnsi="Browallia New" w:cs="Browallia New"/>
+                <w:b/>
+                <w:sz w:val="28"/>
+              </w:rPr>
+              <w:t>ก. ความสัมพันธ์</w:t>
             </w:r>
             <w:r>
               <w:rPr>
@@ -1304,17 +1369,7 @@
                 <w:color w:val="808080"/>
                 <w:lang w:val="en-US" w:bidi="th-TH"/>
               </w:rPr>
-              <w:t>HR</w:t>
-            </w:r>
-            <w:r>
-              <w:rPr>
-                <w:rFonts w:ascii="Browallia New" w:eastAsia="Browallia New" w:hAnsi="Browallia New" w:cs="Browallia New" w:hint="cs"/>
-                <w:i/>
-                <w:color w:val="808080"/>
-                <w:cs/>
-                <w:lang w:val="en-US" w:bidi="th-TH"/>
-              </w:rPr>
-              <w:t xml:space="preserve"> จะเติมข้อมูลส่วนนี้ให้</w:t>
+              <w:t>-</w:t>
             </w:r>
           </w:p>
         </w:tc>
@@ -1333,27 +1388,21 @@
                 <w:color w:val="808080"/>
                 <w:lang w:val="en-US" w:bidi="th-TH"/>
               </w:rPr>
-              <w:t>HR</w:t>
-            </w:r>
-            <w:r>
-              <w:rPr>
-                <w:rFonts w:ascii="Browallia New" w:eastAsia="Browallia New" w:hAnsi="Browallia New" w:cs="Browallia New" w:hint="cs"/>
-                <w:i/>
-                <w:color w:val="808080"/>
+              <w:t>4</w:t>
+            </w:r>
+          </w:p>
+        </w:tc>
+        <w:tc>
+          <w:tcPr>
+            <w:tcW w:w="1825" w:type="dxa"/>
+          </w:tcPr>
+          <w:p>
+            <w:pPr>
+              <w:jc w:val="center"/>
+              <w:rPr>
+                <w:rFonts w:hint="cs"/>
                 <w:cs/>
-                <w:lang w:val="en-US" w:bidi="th-TH"/>
-              </w:rPr>
-              <w:t xml:space="preserve"> จะเติมข้อมูลส่วนนี้ให้</w:t>
-            </w:r>
-          </w:p>
-        </w:tc>
-        <w:tc>
-          <w:tcPr>
-            <w:tcW w:w="1825" w:type="dxa"/>
-          </w:tcPr>
-          <w:p>
-            <w:pPr>
-              <w:jc w:val="center"/>
+              </w:rPr>
             </w:pPr>
             <w:r>
               <w:rPr>
@@ -1364,19 +1413,7 @@
                 <w:szCs w:val="22"/>
                 <w:lang w:val="en-US" w:bidi="th-TH"/>
               </w:rPr>
-              <w:t>HR</w:t>
-            </w:r>
-            <w:r>
-              <w:rPr>
-                <w:rFonts w:ascii="Browallia New" w:eastAsia="Browallia New" w:hAnsi="Browallia New" w:cs="Browallia New" w:hint="cs"/>
-                <w:i/>
-                <w:color w:val="808080"/>
-                <w:sz w:val="22"/>
-                <w:szCs w:val="22"/>
-                <w:cs/>
-                <w:lang w:val="en-US" w:bidi="th-TH"/>
-              </w:rPr>
-              <w:t xml:space="preserve"> จะเติมข้อมูลส่วนนี้ให้</w:t>
+              <w:t>4</w:t>
             </w:r>
           </w:p>
         </w:tc>
@@ -1634,7 +1671,7 @@
           <w:p>
             <w:pPr>
               <w:rPr>
-                <w:rFonts w:cstheme="minorBidi" w:hint="cs"/>
+                <w:rFonts w:cstheme="minorBidi"/>
                 <w:szCs w:val="30"/>
                 <w:cs/>
                 <w:lang w:val="en-US" w:bidi="th-TH"/>
@@ -1748,7 +1785,7 @@
           <w:p>
             <w:pPr>
               <w:rPr>
-                <w:rFonts w:cstheme="minorBidi" w:hint="cs"/>
+                <w:rFonts w:cstheme="minorBidi"/>
                 <w:szCs w:val="30"/>
                 <w:lang w:bidi="th-TH"/>
               </w:rPr>
@@ -1791,7 +1828,7 @@
           <w:p>
             <w:pPr>
               <w:rPr>
-                <w:rFonts w:cs="Angsana New" w:hint="cs"/>
+                <w:rFonts w:cs="Angsana New"/>
                 <w:szCs w:val="30"/>
                 <w:cs/>
                 <w:lang w:val="en-US" w:bidi="th-TH"/>
@@ -1838,19 +1875,36 @@
           <w:p>
             <w:pPr>
               <w:rPr>
+                <w:rFonts w:cstheme="minorBidi"/>
+                <w:szCs w:val="30"/>
+                <w:cs/>
+                <w:lang w:val="en-US" w:bidi="th-TH"/>
+              </w:rPr>
+            </w:pPr>
+            <w:r>
+              <w:rPr>
+                <w:rFonts w:cstheme="minorBidi"/>
+                <w:szCs w:val="30"/>
+                <w:lang w:val="en-US" w:bidi="th-TH"/>
+              </w:rPr>
+              <w:t>Excom,</w:t>
+            </w:r>
+            <w:r>
+              <w:rPr>
                 <w:rFonts w:cstheme="minorBidi" w:hint="cs"/>
                 <w:szCs w:val="30"/>
                 <w:cs/>
                 <w:lang w:val="en-US" w:bidi="th-TH"/>
               </w:rPr>
-            </w:pPr>
+              <w:t xml:space="preserve"> </w:t>
+            </w:r>
             <w:r>
               <w:rPr>
                 <w:rFonts w:cstheme="minorBidi"/>
                 <w:szCs w:val="30"/>
                 <w:lang w:val="en-US" w:bidi="th-TH"/>
               </w:rPr>
-              <w:t>Excom,</w:t>
+              <w:t xml:space="preserve">Managers, </w:t>
             </w:r>
             <w:r>
               <w:rPr>
@@ -1859,23 +1913,6 @@
                 <w:cs/>
                 <w:lang w:val="en-US" w:bidi="th-TH"/>
               </w:rPr>
-              <w:t xml:space="preserve"> </w:t>
-            </w:r>
-            <w:r>
-              <w:rPr>
-                <w:rFonts w:cstheme="minorBidi"/>
-                <w:szCs w:val="30"/>
-                <w:lang w:val="en-US" w:bidi="th-TH"/>
-              </w:rPr>
-              <w:t xml:space="preserve">Managers, </w:t>
-            </w:r>
-            <w:r>
-              <w:rPr>
-                <w:rFonts w:cstheme="minorBidi" w:hint="cs"/>
-                <w:szCs w:val="30"/>
-                <w:cs/>
-                <w:lang w:val="en-US" w:bidi="th-TH"/>
-              </w:rPr>
               <w:t xml:space="preserve">และพนักงานอื่นๆ </w:t>
             </w:r>
           </w:p>
@@ -1888,7 +1925,7 @@
           <w:p>
             <w:pPr>
               <w:rPr>
-                <w:rFonts w:cs="Angsana New" w:hint="cs"/>
+                <w:rFonts w:cs="Angsana New"/>
                 <w:szCs w:val="30"/>
                 <w:lang w:bidi="th-TH"/>
               </w:rPr>
@@ -1913,7 +1950,7 @@
           <w:p>
             <w:pPr>
               <w:rPr>
-                <w:rFonts w:cs="Angsana New" w:hint="cs"/>
+                <w:rFonts w:cs="Angsana New"/>
                 <w:szCs w:val="30"/>
                 <w:cs/>
                 <w:lang w:val="en-US" w:bidi="th-TH"/>
@@ -1998,7 +2035,15 @@
                 <w:b/>
                 <w:sz w:val="28"/>
               </w:rPr>
-              <w:t>1ข. ความสัมพันธ์</w:t>
+              <w:t>1</w:t>
+            </w:r>
+            <w:r>
+              <w:rPr>
+                <w:rFonts w:ascii="Browallia New" w:eastAsia="Browallia New" w:hAnsi="Browallia New" w:cs="Browallia New"/>
+                <w:b/>
+                <w:sz w:val="28"/>
+              </w:rPr>
+              <w:t>ข. ความสัมพันธ์</w:t>
             </w:r>
             <w:r>
               <w:rPr>
@@ -2150,7 +2195,7 @@
           <w:p>
             <w:pPr>
               <w:rPr>
-                <w:rFonts w:cstheme="minorBidi" w:hint="cs"/>
+                <w:rFonts w:cstheme="minorBidi"/>
                 <w:szCs w:val="30"/>
                 <w:cs/>
                 <w:lang w:val="en-US" w:bidi="th-TH"/>
@@ -2272,7 +2317,15 @@
                 <w:b/>
                 <w:sz w:val="28"/>
               </w:rPr>
-              <w:t>2ก. วัตถุประสงค์ของตำแหน่งงาน</w:t>
+              <w:t>2</w:t>
+            </w:r>
+            <w:r>
+              <w:rPr>
+                <w:rFonts w:ascii="Browallia New" w:eastAsia="Browallia New" w:hAnsi="Browallia New" w:cs="Browallia New"/>
+                <w:b/>
+                <w:sz w:val="28"/>
+              </w:rPr>
+              <w:t>ก. วัตถุประสงค์ของตำแหน่งงาน</w:t>
             </w:r>
           </w:p>
           <w:p>
@@ -2299,7 +2352,7 @@
           <w:p>
             <w:pPr>
               <w:rPr>
-                <w:rFonts w:cstheme="minorBidi" w:hint="cs"/>
+                <w:rFonts w:cstheme="minorBidi"/>
                 <w:szCs w:val="30"/>
                 <w:cs/>
                 <w:lang w:val="en-US" w:bidi="th-TH"/>
@@ -2421,7 +2474,15 @@
                 <w:sz w:val="28"/>
               </w:rPr>
               <w:lastRenderedPageBreak/>
-              <w:t>2ข. ตัวชี้วัดความสำเร็จหลักของตำแหน่ง (Key Success Indicators)</w:t>
+              <w:t>2</w:t>
+            </w:r>
+            <w:r>
+              <w:rPr>
+                <w:rFonts w:ascii="Browallia New" w:eastAsia="Browallia New" w:hAnsi="Browallia New" w:cs="Browallia New"/>
+                <w:b/>
+                <w:sz w:val="28"/>
+              </w:rPr>
+              <w:t>ข. ตัวชี้วัดความสำเร็จหลักของตำแหน่ง (Key Success Indicators)</w:t>
             </w:r>
           </w:p>
           <w:p>
@@ -2648,7 +2709,15 @@
                 <w:b/>
                 <w:sz w:val="28"/>
               </w:rPr>
-              <w:t>3ก. ขอบเขตงาน</w:t>
+              <w:t>3</w:t>
+            </w:r>
+            <w:r>
+              <w:rPr>
+                <w:rFonts w:ascii="Browallia New" w:eastAsia="Browallia New" w:hAnsi="Browallia New" w:cs="Browallia New"/>
+                <w:b/>
+                <w:sz w:val="28"/>
+              </w:rPr>
+              <w:t>ก. ขอบเขตงาน</w:t>
             </w:r>
           </w:p>
           <w:p>
@@ -2742,7 +2811,15 @@
                 <w:b/>
                 <w:sz w:val="28"/>
               </w:rPr>
-              <w:t xml:space="preserve"> ปีข้างหน้า</w:t>
+              <w:t xml:space="preserve"> </w:t>
+            </w:r>
+            <w:r>
+              <w:rPr>
+                <w:rFonts w:ascii="Browallia New" w:eastAsia="Browallia New" w:hAnsi="Browallia New" w:cs="Browallia New"/>
+                <w:b/>
+                <w:sz w:val="28"/>
+              </w:rPr>
+              <w:t>ปีข้างหน้า</w:t>
             </w:r>
           </w:p>
         </w:tc>
@@ -2773,19 +2850,19 @@
           <w:p>
             <w:pPr>
               <w:rPr>
+                <w:rFonts w:cstheme="minorBidi"/>
+                <w:szCs w:val="30"/>
+                <w:cs/>
+                <w:lang w:val="en-US" w:bidi="th-TH"/>
+              </w:rPr>
+            </w:pPr>
+            <w:r>
+              <w:rPr>
                 <w:rFonts w:cstheme="minorBidi" w:hint="cs"/>
                 <w:szCs w:val="30"/>
                 <w:cs/>
                 <w:lang w:val="en-US" w:bidi="th-TH"/>
               </w:rPr>
-            </w:pPr>
-            <w:r>
-              <w:rPr>
-                <w:rFonts w:cstheme="minorBidi" w:hint="cs"/>
-                <w:szCs w:val="30"/>
-                <w:cs/>
-                <w:lang w:val="en-US" w:bidi="th-TH"/>
-              </w:rPr>
               <w:t>วางแผนกำลังคนและงบประมาณใช้จ่ายประจำปี</w:t>
             </w:r>
           </w:p>
@@ -2798,7 +2875,7 @@
           <w:p>
             <w:pPr>
               <w:rPr>
-                <w:rFonts w:cstheme="minorBidi" w:hint="cs"/>
+                <w:rFonts w:cstheme="minorBidi"/>
                 <w:szCs w:val="30"/>
                 <w:cs/>
                 <w:lang w:val="en-US" w:bidi="th-TH"/>
@@ -2842,7 +2919,7 @@
           <w:p>
             <w:pPr>
               <w:rPr>
-                <w:rFonts w:cs="Angsana New" w:hint="cs"/>
+                <w:rFonts w:cs="Angsana New"/>
                 <w:szCs w:val="30"/>
                 <w:lang w:val="en-US" w:bidi="th-TH"/>
               </w:rPr>
@@ -2874,7 +2951,7 @@
           <w:p>
             <w:pPr>
               <w:rPr>
-                <w:rFonts w:cs="Angsana New" w:hint="cs"/>
+                <w:rFonts w:cs="Angsana New"/>
                 <w:szCs w:val="30"/>
                 <w:lang w:bidi="th-TH"/>
               </w:rPr>
@@ -2917,7 +2994,7 @@
           <w:p>
             <w:pPr>
               <w:rPr>
-                <w:rFonts w:cs="Angsana New" w:hint="cs"/>
+                <w:rFonts w:cs="Angsana New"/>
                 <w:szCs w:val="30"/>
                 <w:lang w:val="en-US" w:bidi="th-TH"/>
               </w:rPr>
@@ -2966,7 +3043,7 @@
           <w:p>
             <w:pPr>
               <w:rPr>
-                <w:rFonts w:cstheme="minorBidi" w:hint="cs"/>
+                <w:rFonts w:cstheme="minorBidi"/>
                 <w:szCs w:val="30"/>
                 <w:cs/>
                 <w:lang w:val="en-US" w:bidi="th-TH"/>
@@ -3010,7 +3087,7 @@
           <w:p>
             <w:pPr>
               <w:rPr>
-                <w:rFonts w:cs="Angsana New" w:hint="cs"/>
+                <w:rFonts w:cs="Angsana New"/>
                 <w:szCs w:val="30"/>
                 <w:lang w:val="en-US" w:bidi="th-TH"/>
               </w:rPr>
@@ -3059,7 +3136,7 @@
           <w:p>
             <w:pPr>
               <w:rPr>
-                <w:rFonts w:cstheme="minorBidi" w:hint="cs"/>
+                <w:rFonts w:cstheme="minorBidi"/>
                 <w:szCs w:val="30"/>
                 <w:lang w:val="en-US" w:bidi="th-TH"/>
               </w:rPr>
@@ -3173,7 +3250,15 @@
                 <w:b/>
                 <w:sz w:val="28"/>
               </w:rPr>
-              <w:t>3ข. ความท้าทายของงาน</w:t>
+              <w:t>3</w:t>
+            </w:r>
+            <w:r>
+              <w:rPr>
+                <w:rFonts w:ascii="Browallia New" w:eastAsia="Browallia New" w:hAnsi="Browallia New" w:cs="Browallia New"/>
+                <w:b/>
+                <w:sz w:val="28"/>
+              </w:rPr>
+              <w:t>ข. ความท้าทายของงาน</w:t>
             </w:r>
           </w:p>
           <w:p>
@@ -3243,7 +3328,15 @@
                 <w:b/>
                 <w:sz w:val="28"/>
               </w:rPr>
-              <w:t xml:space="preserve"> ปีข้างหน้า</w:t>
+              <w:t xml:space="preserve"> </w:t>
+            </w:r>
+            <w:r>
+              <w:rPr>
+                <w:rFonts w:ascii="Browallia New" w:eastAsia="Browallia New" w:hAnsi="Browallia New" w:cs="Browallia New"/>
+                <w:b/>
+                <w:sz w:val="28"/>
+              </w:rPr>
+              <w:t>ปีข้างหน้า</w:t>
             </w:r>
           </w:p>
         </w:tc>
@@ -3260,7 +3353,7 @@
           <w:p>
             <w:pPr>
               <w:rPr>
-                <w:rFonts w:cs="Angsana New" w:hint="cs"/>
+                <w:rFonts w:cs="Angsana New"/>
                 <w:szCs w:val="30"/>
                 <w:cs/>
                 <w:lang w:val="en-US" w:bidi="th-TH"/>
@@ -3302,7 +3395,7 @@
           <w:p>
             <w:pPr>
               <w:rPr>
-                <w:rFonts w:cstheme="minorBidi" w:hint="cs"/>
+                <w:rFonts w:cstheme="minorBidi"/>
                 <w:szCs w:val="30"/>
                 <w:lang w:val="en-US" w:bidi="th-TH"/>
               </w:rPr>
@@ -3368,7 +3461,6 @@
     <w:p>
       <w:pPr>
         <w:rPr>
-          <w:rFonts w:hint="cs"/>
           <w:lang w:bidi="th-TH"/>
         </w:rPr>
       </w:pPr>
@@ -3414,7 +3506,15 @@
                 <w:b/>
                 <w:sz w:val="28"/>
               </w:rPr>
-              <w:t>4ก. การศึกษา / คุณสมบัติทางวิชาชีพ</w:t>
+              <w:t>4</w:t>
+            </w:r>
+            <w:r>
+              <w:rPr>
+                <w:rFonts w:ascii="Browallia New" w:eastAsia="Browallia New" w:hAnsi="Browallia New" w:cs="Browallia New"/>
+                <w:b/>
+                <w:sz w:val="28"/>
+              </w:rPr>
+              <w:t>ก. การศึกษา / คุณสมบัติทางวิชาชีพ</w:t>
             </w:r>
           </w:p>
           <w:p>
@@ -3517,19 +3617,19 @@
           <w:p>
             <w:pPr>
               <w:rPr>
+                <w:rFonts w:cstheme="minorBidi"/>
+                <w:szCs w:val="30"/>
+                <w:cs/>
+                <w:lang w:val="en-US" w:bidi="th-TH"/>
+              </w:rPr>
+            </w:pPr>
+            <w:r>
+              <w:rPr>
                 <w:rFonts w:cstheme="minorBidi" w:hint="cs"/>
                 <w:szCs w:val="30"/>
                 <w:cs/>
                 <w:lang w:val="en-US" w:bidi="th-TH"/>
               </w:rPr>
-            </w:pPr>
-            <w:r>
-              <w:rPr>
-                <w:rFonts w:cstheme="minorBidi" w:hint="cs"/>
-                <w:szCs w:val="30"/>
-                <w:cs/>
-                <w:lang w:val="en-US" w:bidi="th-TH"/>
-              </w:rPr>
               <w:t>วิศวกรรมศาสตร์/วิทยาศาสตร์</w:t>
             </w:r>
           </w:p>
@@ -3542,7 +3642,7 @@
           <w:p>
             <w:pPr>
               <w:rPr>
-                <w:rFonts w:cs="Angsana New" w:hint="cs"/>
+                <w:rFonts w:cs="Angsana New"/>
                 <w:szCs w:val="30"/>
                 <w:lang w:bidi="th-TH"/>
               </w:rPr>
@@ -3695,7 +3795,15 @@
                 <w:b/>
                 <w:sz w:val="28"/>
               </w:rPr>
-              <w:t>4ข. ประสบการณ์ทำงานที่จำเป็น</w:t>
+              <w:t>4</w:t>
+            </w:r>
+            <w:r>
+              <w:rPr>
+                <w:rFonts w:ascii="Browallia New" w:eastAsia="Browallia New" w:hAnsi="Browallia New" w:cs="Browallia New"/>
+                <w:b/>
+                <w:sz w:val="28"/>
+              </w:rPr>
+              <w:t>ข. ประสบการณ์ทำงานที่จำเป็น</w:t>
             </w:r>
           </w:p>
           <w:p>
@@ -3798,7 +3906,7 @@
           <w:p>
             <w:pPr>
               <w:rPr>
-                <w:rFonts w:cs="Angsana New" w:hint="cs"/>
+                <w:rFonts w:cs="Angsana New"/>
                 <w:szCs w:val="30"/>
                 <w:lang w:bidi="th-TH"/>
               </w:rPr>
@@ -3831,7 +3939,7 @@
           <w:p>
             <w:pPr>
               <w:rPr>
-                <w:rFonts w:cstheme="minorBidi" w:hint="cs"/>
+                <w:rFonts w:cstheme="minorBidi"/>
                 <w:szCs w:val="30"/>
                 <w:lang w:bidi="th-TH"/>
               </w:rPr>
@@ -4491,7 +4599,15 @@
                 <w:b/>
                 <w:sz w:val="28"/>
               </w:rPr>
-              <w:t>4ค. สมรรถนะ</w:t>
+              <w:t>4</w:t>
+            </w:r>
+            <w:r>
+              <w:rPr>
+                <w:rFonts w:ascii="Browallia New" w:eastAsia="Browallia New" w:hAnsi="Browallia New" w:cs="Browallia New"/>
+                <w:b/>
+                <w:sz w:val="28"/>
+              </w:rPr>
+              <w:t>ค. สมรรถนะ</w:t>
             </w:r>
           </w:p>
           <w:p>
@@ -4517,7 +4633,15 @@
           <w:b/>
           <w:sz w:val="26"/>
         </w:rPr>
-        <w:t>4ค</w:t>
+        <w:t>4</w:t>
+      </w:r>
+      <w:r>
+        <w:rPr>
+          <w:rFonts w:ascii="Browallia New" w:eastAsia="Browallia New" w:hAnsi="Browallia New" w:cs="Browallia New"/>
+          <w:b/>
+          <w:sz w:val="26"/>
+        </w:rPr>
+        <w:t>ค</w:t>
       </w:r>
       <w:r>
         <w:rPr>
@@ -4535,7 +4659,15 @@
           <w:b/>
           <w:sz w:val="26"/>
         </w:rPr>
-        <w:t>(i) สมรรถนะด้านการเป็นผู้นำ (Leadership Competencies)</w:t>
+        <w:t xml:space="preserve">(i) </w:t>
+      </w:r>
+      <w:r>
+        <w:rPr>
+          <w:rFonts w:ascii="Browallia New" w:eastAsia="Browallia New" w:hAnsi="Browallia New" w:cs="Browallia New"/>
+          <w:b/>
+          <w:sz w:val="26"/>
+        </w:rPr>
+        <w:t>สมรรถนะด้านการเป็นผู้นำ (Leadership Competencies)</w:t>
       </w:r>
     </w:p>
     <w:tbl>
@@ -4792,6 +4924,7 @@
                   <w14:uncheckedState w14:val="2610" w14:font="MS Gothic"/>
                 </w14:checkbox>
               </w:sdtPr>
+              <w:sdtEndPr/>
               <w:sdtContent>
                 <w:r>
                   <w:rPr>
@@ -4822,6 +4955,7 @@
                   <w14:uncheckedState w14:val="2610" w14:font="MS Gothic"/>
                 </w14:checkbox>
               </w:sdtPr>
+              <w:sdtEndPr/>
               <w:sdtContent>
                 <w:r>
                   <w:rPr>
@@ -4847,11 +4981,42 @@
               <w:sdtPr>
                 <w:id w:val="100003"/>
                 <w14:checkbox>
+                  <w14:checked w14:val="1"/>
+                  <w14:checkedState w14:val="2612" w14:font="MS Gothic"/>
+                  <w14:uncheckedState w14:val="2610" w14:font="MS Gothic"/>
+                </w14:checkbox>
+              </w:sdtPr>
+              <w:sdtEndPr/>
+              <w:sdtContent>
+                <w:r>
+                  <w:rPr>
+                    <w:rFonts w:ascii="MS Gothic" w:eastAsia="MS Gothic" w:hAnsi="MS Gothic" w:hint="eastAsia"/>
+                  </w:rPr>
+                  <w:t>☒</w:t>
+                </w:r>
+              </w:sdtContent>
+            </w:sdt>
+          </w:p>
+        </w:tc>
+        <w:tc>
+          <w:tcPr>
+            <w:tcW w:w="1011" w:type="dxa"/>
+            <w:shd w:val="clear" w:color="auto" w:fill="FFF2CC"/>
+          </w:tcPr>
+          <w:p>
+            <w:pPr>
+              <w:jc w:val="center"/>
+            </w:pPr>
+            <w:sdt>
+              <w:sdtPr>
+                <w:id w:val="100004"/>
+                <w14:checkbox>
                   <w14:checked w14:val="0"/>
                   <w14:checkedState w14:val="2612" w14:font="MS Gothic"/>
                   <w14:uncheckedState w14:val="2610" w14:font="MS Gothic"/>
                 </w14:checkbox>
               </w:sdtPr>
+              <w:sdtEndPr/>
               <w:sdtContent>
                 <w:r>
                   <w:rPr>
@@ -4875,13 +5040,14 @@
             </w:pPr>
             <w:sdt>
               <w:sdtPr>
-                <w:id w:val="100004"/>
+                <w:id w:val="100005"/>
                 <w14:checkbox>
                   <w14:checked w14:val="0"/>
                   <w14:checkedState w14:val="2612" w14:font="MS Gothic"/>
                   <w14:uncheckedState w14:val="2610" w14:font="MS Gothic"/>
                 </w14:checkbox>
               </w:sdtPr>
+              <w:sdtEndPr/>
               <w:sdtContent>
                 <w:r>
                   <w:rPr>
@@ -4894,6 +5060,48 @@
             </w:sdt>
           </w:p>
         </w:tc>
+      </w:tr>
+      <w:tr>
+        <w:trPr>
+          <w:jc w:val="center"/>
+        </w:trPr>
+        <w:tc>
+          <w:tcPr>
+            <w:tcW w:w="4136" w:type="dxa"/>
+          </w:tcPr>
+          <w:p>
+            <w:pPr>
+              <w:rPr>
+                <w:rFonts w:ascii="Browallia New" w:eastAsia="Browallia New" w:hAnsi="Browallia New" w:cs="Browallia New"/>
+                <w:szCs w:val="22"/>
+                <w:lang w:bidi="th-TH"/>
+              </w:rPr>
+            </w:pPr>
+            <w:r>
+              <w:rPr>
+                <w:rFonts w:ascii="Browallia New" w:eastAsia="Browallia New" w:hAnsi="Browallia New" w:cs="Browallia New"/>
+                <w:szCs w:val="22"/>
+              </w:rPr>
+              <w:t xml:space="preserve">การทำงานร่วมกัน </w:t>
+            </w:r>
+          </w:p>
+          <w:p>
+            <w:pPr>
+              <w:rPr>
+                <w:rFonts w:ascii="Browallia New" w:eastAsia="Browallia New" w:hAnsi="Browallia New" w:cs="Browallia New"/>
+                <w:szCs w:val="22"/>
+                <w:lang w:bidi="th-TH"/>
+              </w:rPr>
+            </w:pPr>
+            <w:r>
+              <w:rPr>
+                <w:rFonts w:ascii="Browallia New" w:eastAsia="Browallia New" w:hAnsi="Browallia New" w:cs="Browallia New"/>
+                <w:szCs w:val="22"/>
+              </w:rPr>
+              <w:t>Collaboration</w:t>
+            </w:r>
+          </w:p>
+        </w:tc>
         <w:tc>
           <w:tcPr>
             <w:tcW w:w="1011" w:type="dxa"/>
@@ -4905,13 +5113,14 @@
             </w:pPr>
             <w:sdt>
               <w:sdtPr>
-                <w:id w:val="100005"/>
+                <w:id w:val="100006"/>
                 <w14:checkbox>
                   <w14:checked w14:val="0"/>
                   <w14:checkedState w14:val="2612" w14:font="MS Gothic"/>
                   <w14:uncheckedState w14:val="2610" w14:font="MS Gothic"/>
                 </w14:checkbox>
               </w:sdtPr>
+              <w:sdtEndPr/>
               <w:sdtContent>
                 <w:r>
                   <w:rPr>
@@ -4924,48 +5133,6 @@
             </w:sdt>
           </w:p>
         </w:tc>
-      </w:tr>
-      <w:tr>
-        <w:trPr>
-          <w:jc w:val="center"/>
-        </w:trPr>
-        <w:tc>
-          <w:tcPr>
-            <w:tcW w:w="4136" w:type="dxa"/>
-          </w:tcPr>
-          <w:p>
-            <w:pPr>
-              <w:rPr>
-                <w:rFonts w:ascii="Browallia New" w:eastAsia="Browallia New" w:hAnsi="Browallia New" w:cs="Browallia New"/>
-                <w:szCs w:val="22"/>
-                <w:lang w:bidi="th-TH"/>
-              </w:rPr>
-            </w:pPr>
-            <w:r>
-              <w:rPr>
-                <w:rFonts w:ascii="Browallia New" w:eastAsia="Browallia New" w:hAnsi="Browallia New" w:cs="Browallia New"/>
-                <w:szCs w:val="22"/>
-              </w:rPr>
-              <w:t xml:space="preserve">การทำงานร่วมกัน </w:t>
-            </w:r>
-          </w:p>
-          <w:p>
-            <w:pPr>
-              <w:rPr>
-                <w:rFonts w:ascii="Browallia New" w:eastAsia="Browallia New" w:hAnsi="Browallia New" w:cs="Browallia New"/>
-                <w:szCs w:val="22"/>
-                <w:lang w:bidi="th-TH"/>
-              </w:rPr>
-            </w:pPr>
-            <w:r>
-              <w:rPr>
-                <w:rFonts w:ascii="Browallia New" w:eastAsia="Browallia New" w:hAnsi="Browallia New" w:cs="Browallia New"/>
-                <w:szCs w:val="22"/>
-              </w:rPr>
-              <w:t>Collaboration</w:t>
-            </w:r>
-          </w:p>
-        </w:tc>
         <w:tc>
           <w:tcPr>
             <w:tcW w:w="1011" w:type="dxa"/>
@@ -4977,13 +5144,14 @@
             </w:pPr>
             <w:sdt>
               <w:sdtPr>
-                <w:id w:val="100006"/>
+                <w:id w:val="100007"/>
                 <w14:checkbox>
                   <w14:checked w14:val="0"/>
                   <w14:checkedState w14:val="2612" w14:font="MS Gothic"/>
                   <w14:uncheckedState w14:val="2610" w14:font="MS Gothic"/>
                 </w14:checkbox>
               </w:sdtPr>
+              <w:sdtEndPr/>
               <w:sdtContent>
                 <w:r>
                   <w:rPr>
@@ -5007,13 +5175,44 @@
             </w:pPr>
             <w:sdt>
               <w:sdtPr>
-                <w:id w:val="100007"/>
+                <w:id w:val="100008"/>
+                <w14:checkbox>
+                  <w14:checked w14:val="1"/>
+                  <w14:checkedState w14:val="2612" w14:font="MS Gothic"/>
+                  <w14:uncheckedState w14:val="2610" w14:font="MS Gothic"/>
+                </w14:checkbox>
+              </w:sdtPr>
+              <w:sdtEndPr/>
+              <w:sdtContent>
+                <w:r>
+                  <w:rPr>
+                    <w:rFonts w:ascii="MS Gothic" w:eastAsia="MS Gothic" w:hAnsi="MS Gothic" w:hint="eastAsia"/>
+                  </w:rPr>
+                  <w:t>☒</w:t>
+                </w:r>
+              </w:sdtContent>
+            </w:sdt>
+          </w:p>
+        </w:tc>
+        <w:tc>
+          <w:tcPr>
+            <w:tcW w:w="1011" w:type="dxa"/>
+            <w:shd w:val="clear" w:color="auto" w:fill="FFF2CC"/>
+          </w:tcPr>
+          <w:p>
+            <w:pPr>
+              <w:jc w:val="center"/>
+            </w:pPr>
+            <w:sdt>
+              <w:sdtPr>
+                <w:id w:val="100009"/>
                 <w14:checkbox>
                   <w14:checked w14:val="0"/>
                   <w14:checkedState w14:val="2612" w14:font="MS Gothic"/>
                   <w14:uncheckedState w14:val="2610" w14:font="MS Gothic"/>
                 </w14:checkbox>
               </w:sdtPr>
+              <w:sdtEndPr/>
               <w:sdtContent>
                 <w:r>
                   <w:rPr>
@@ -5037,13 +5236,14 @@
             </w:pPr>
             <w:sdt>
               <w:sdtPr>
-                <w:id w:val="100008"/>
+                <w:id w:val="100010"/>
                 <w14:checkbox>
                   <w14:checked w14:val="0"/>
                   <w14:checkedState w14:val="2612" w14:font="MS Gothic"/>
                   <w14:uncheckedState w14:val="2610" w14:font="MS Gothic"/>
                 </w14:checkbox>
               </w:sdtPr>
+              <w:sdtEndPr/>
               <w:sdtContent>
                 <w:r>
                   <w:rPr>
@@ -5056,6 +5256,48 @@
             </w:sdt>
           </w:p>
         </w:tc>
+      </w:tr>
+      <w:tr>
+        <w:trPr>
+          <w:jc w:val="center"/>
+        </w:trPr>
+        <w:tc>
+          <w:tcPr>
+            <w:tcW w:w="4136" w:type="dxa"/>
+          </w:tcPr>
+          <w:p>
+            <w:pPr>
+              <w:rPr>
+                <w:rFonts w:ascii="Browallia New" w:eastAsia="Browallia New" w:hAnsi="Browallia New" w:cs="Browallia New"/>
+                <w:szCs w:val="22"/>
+                <w:lang w:bidi="th-TH"/>
+              </w:rPr>
+            </w:pPr>
+            <w:r>
+              <w:rPr>
+                <w:rFonts w:ascii="Browallia New" w:eastAsia="Browallia New" w:hAnsi="Browallia New" w:cs="Browallia New"/>
+                <w:szCs w:val="22"/>
+              </w:rPr>
+              <w:t xml:space="preserve">มุ่งเน้นลูกค้า </w:t>
+            </w:r>
+          </w:p>
+          <w:p>
+            <w:pPr>
+              <w:rPr>
+                <w:rFonts w:ascii="Browallia New" w:eastAsia="Browallia New" w:hAnsi="Browallia New" w:cs="Browallia New"/>
+                <w:szCs w:val="22"/>
+                <w:lang w:bidi="th-TH"/>
+              </w:rPr>
+            </w:pPr>
+            <w:r>
+              <w:rPr>
+                <w:rFonts w:ascii="Browallia New" w:eastAsia="Browallia New" w:hAnsi="Browallia New" w:cs="Browallia New"/>
+                <w:szCs w:val="22"/>
+              </w:rPr>
+              <w:t>Customer Focus</w:t>
+            </w:r>
+          </w:p>
+        </w:tc>
         <w:tc>
           <w:tcPr>
             <w:tcW w:w="1011" w:type="dxa"/>
@@ -5067,13 +5309,14 @@
             </w:pPr>
             <w:sdt>
               <w:sdtPr>
-                <w:id w:val="100009"/>
+                <w:id w:val="100011"/>
                 <w14:checkbox>
                   <w14:checked w14:val="0"/>
                   <w14:checkedState w14:val="2612" w14:font="MS Gothic"/>
                   <w14:uncheckedState w14:val="2610" w14:font="MS Gothic"/>
                 </w14:checkbox>
               </w:sdtPr>
+              <w:sdtEndPr/>
               <w:sdtContent>
                 <w:r>
                   <w:rPr>
@@ -5097,13 +5340,14 @@
             </w:pPr>
             <w:sdt>
               <w:sdtPr>
-                <w:id w:val="100010"/>
+                <w:id w:val="100012"/>
                 <w14:checkbox>
                   <w14:checked w14:val="0"/>
                   <w14:checkedState w14:val="2612" w14:font="MS Gothic"/>
                   <w14:uncheckedState w14:val="2610" w14:font="MS Gothic"/>
                 </w14:checkbox>
               </w:sdtPr>
+              <w:sdtEndPr/>
               <w:sdtContent>
                 <w:r>
                   <w:rPr>
@@ -5116,48 +5360,6 @@
             </w:sdt>
           </w:p>
         </w:tc>
-      </w:tr>
-      <w:tr>
-        <w:trPr>
-          <w:jc w:val="center"/>
-        </w:trPr>
-        <w:tc>
-          <w:tcPr>
-            <w:tcW w:w="4136" w:type="dxa"/>
-          </w:tcPr>
-          <w:p>
-            <w:pPr>
-              <w:rPr>
-                <w:rFonts w:ascii="Browallia New" w:eastAsia="Browallia New" w:hAnsi="Browallia New" w:cs="Browallia New"/>
-                <w:szCs w:val="22"/>
-                <w:lang w:bidi="th-TH"/>
-              </w:rPr>
-            </w:pPr>
-            <w:r>
-              <w:rPr>
-                <w:rFonts w:ascii="Browallia New" w:eastAsia="Browallia New" w:hAnsi="Browallia New" w:cs="Browallia New"/>
-                <w:szCs w:val="22"/>
-              </w:rPr>
-              <w:t xml:space="preserve">มุ่งเน้นลูกค้า </w:t>
-            </w:r>
-          </w:p>
-          <w:p>
-            <w:pPr>
-              <w:rPr>
-                <w:rFonts w:ascii="Browallia New" w:eastAsia="Browallia New" w:hAnsi="Browallia New" w:cs="Browallia New"/>
-                <w:szCs w:val="22"/>
-                <w:lang w:bidi="th-TH"/>
-              </w:rPr>
-            </w:pPr>
-            <w:r>
-              <w:rPr>
-                <w:rFonts w:ascii="Browallia New" w:eastAsia="Browallia New" w:hAnsi="Browallia New" w:cs="Browallia New"/>
-                <w:szCs w:val="22"/>
-              </w:rPr>
-              <w:t>Customer Focus</w:t>
-            </w:r>
-          </w:p>
-        </w:tc>
         <w:tc>
           <w:tcPr>
             <w:tcW w:w="1011" w:type="dxa"/>
@@ -5169,13 +5371,44 @@
             </w:pPr>
             <w:sdt>
               <w:sdtPr>
-                <w:id w:val="100011"/>
+                <w:id w:val="100013"/>
+                <w14:checkbox>
+                  <w14:checked w14:val="1"/>
+                  <w14:checkedState w14:val="2612" w14:font="MS Gothic"/>
+                  <w14:uncheckedState w14:val="2610" w14:font="MS Gothic"/>
+                </w14:checkbox>
+              </w:sdtPr>
+              <w:sdtEndPr/>
+              <w:sdtContent>
+                <w:r>
+                  <w:rPr>
+                    <w:rFonts w:ascii="MS Gothic" w:eastAsia="MS Gothic" w:hAnsi="MS Gothic" w:hint="eastAsia"/>
+                  </w:rPr>
+                  <w:t>☒</w:t>
+                </w:r>
+              </w:sdtContent>
+            </w:sdt>
+          </w:p>
+        </w:tc>
+        <w:tc>
+          <w:tcPr>
+            <w:tcW w:w="1011" w:type="dxa"/>
+            <w:shd w:val="clear" w:color="auto" w:fill="FFF2CC"/>
+          </w:tcPr>
+          <w:p>
+            <w:pPr>
+              <w:jc w:val="center"/>
+            </w:pPr>
+            <w:sdt>
+              <w:sdtPr>
+                <w:id w:val="100014"/>
                 <w14:checkbox>
                   <w14:checked w14:val="0"/>
                   <w14:checkedState w14:val="2612" w14:font="MS Gothic"/>
                   <w14:uncheckedState w14:val="2610" w14:font="MS Gothic"/>
                 </w14:checkbox>
               </w:sdtPr>
+              <w:sdtEndPr/>
               <w:sdtContent>
                 <w:r>
                   <w:rPr>
@@ -5199,13 +5432,14 @@
             </w:pPr>
             <w:sdt>
               <w:sdtPr>
-                <w:id w:val="100012"/>
+                <w:id w:val="100015"/>
                 <w14:checkbox>
                   <w14:checked w14:val="0"/>
                   <w14:checkedState w14:val="2612" w14:font="MS Gothic"/>
                   <w14:uncheckedState w14:val="2610" w14:font="MS Gothic"/>
                 </w14:checkbox>
               </w:sdtPr>
+              <w:sdtEndPr/>
               <w:sdtContent>
                 <w:r>
                   <w:rPr>
@@ -5218,6 +5452,31 @@
             </w:sdt>
           </w:p>
         </w:tc>
+      </w:tr>
+      <w:tr>
+        <w:trPr>
+          <w:jc w:val="center"/>
+        </w:trPr>
+        <w:tc>
+          <w:tcPr>
+            <w:tcW w:w="4136" w:type="dxa"/>
+          </w:tcPr>
+          <w:p>
+            <w:pPr>
+              <w:rPr>
+                <w:szCs w:val="22"/>
+              </w:rPr>
+            </w:pPr>
+            <w:r>
+              <w:rPr>
+                <w:rFonts w:ascii="Browallia New" w:eastAsia="Browallia New" w:hAnsi="Browallia New" w:cs="Browallia New"/>
+                <w:szCs w:val="22"/>
+              </w:rPr>
+              <w:lastRenderedPageBreak/>
+              <w:t>คิดวิเคราะห์และการแก้ไขปัญหาอย่างเป็นระบบ Analytical &amp; Problem-Solving Thinking</w:t>
+            </w:r>
+          </w:p>
+        </w:tc>
         <w:tc>
           <w:tcPr>
             <w:tcW w:w="1011" w:type="dxa"/>
@@ -5229,13 +5488,14 @@
             </w:pPr>
             <w:sdt>
               <w:sdtPr>
-                <w:id w:val="100013"/>
+                <w:id w:val="100016"/>
                 <w14:checkbox>
                   <w14:checked w14:val="0"/>
                   <w14:checkedState w14:val="2612" w14:font="MS Gothic"/>
                   <w14:uncheckedState w14:val="2610" w14:font="MS Gothic"/>
                 </w14:checkbox>
               </w:sdtPr>
+              <w:sdtEndPr/>
               <w:sdtContent>
                 <w:r>
                   <w:rPr>
@@ -5259,13 +5519,14 @@
             </w:pPr>
             <w:sdt>
               <w:sdtPr>
-                <w:id w:val="100014"/>
+                <w:id w:val="100017"/>
                 <w14:checkbox>
                   <w14:checked w14:val="0"/>
                   <w14:checkedState w14:val="2612" w14:font="MS Gothic"/>
                   <w14:uncheckedState w14:val="2610" w14:font="MS Gothic"/>
                 </w14:checkbox>
               </w:sdtPr>
+              <w:sdtEndPr/>
               <w:sdtContent>
                 <w:r>
                   <w:rPr>
@@ -5289,13 +5550,44 @@
             </w:pPr>
             <w:sdt>
               <w:sdtPr>
-                <w:id w:val="100015"/>
+                <w:id w:val="100018"/>
+                <w14:checkbox>
+                  <w14:checked w14:val="1"/>
+                  <w14:checkedState w14:val="2612" w14:font="MS Gothic"/>
+                  <w14:uncheckedState w14:val="2610" w14:font="MS Gothic"/>
+                </w14:checkbox>
+              </w:sdtPr>
+              <w:sdtEndPr/>
+              <w:sdtContent>
+                <w:r>
+                  <w:rPr>
+                    <w:rFonts w:ascii="MS Gothic" w:eastAsia="MS Gothic" w:hAnsi="MS Gothic" w:hint="eastAsia"/>
+                  </w:rPr>
+                  <w:t>☒</w:t>
+                </w:r>
+              </w:sdtContent>
+            </w:sdt>
+          </w:p>
+        </w:tc>
+        <w:tc>
+          <w:tcPr>
+            <w:tcW w:w="1011" w:type="dxa"/>
+            <w:shd w:val="clear" w:color="auto" w:fill="FFF2CC"/>
+          </w:tcPr>
+          <w:p>
+            <w:pPr>
+              <w:jc w:val="center"/>
+            </w:pPr>
+            <w:sdt>
+              <w:sdtPr>
+                <w:id w:val="100019"/>
                 <w14:checkbox>
                   <w14:checked w14:val="0"/>
                   <w14:checkedState w14:val="2612" w14:font="MS Gothic"/>
                   <w14:uncheckedState w14:val="2610" w14:font="MS Gothic"/>
                 </w14:checkbox>
               </w:sdtPr>
+              <w:sdtEndPr/>
               <w:sdtContent>
                 <w:r>
                   <w:rPr>
@@ -5308,31 +5600,6 @@
             </w:sdt>
           </w:p>
         </w:tc>
-      </w:tr>
-      <w:tr>
-        <w:trPr>
-          <w:jc w:val="center"/>
-        </w:trPr>
-        <w:tc>
-          <w:tcPr>
-            <w:tcW w:w="4136" w:type="dxa"/>
-          </w:tcPr>
-          <w:p>
-            <w:pPr>
-              <w:rPr>
-                <w:szCs w:val="22"/>
-              </w:rPr>
-            </w:pPr>
-            <w:r>
-              <w:rPr>
-                <w:rFonts w:ascii="Browallia New" w:eastAsia="Browallia New" w:hAnsi="Browallia New" w:cs="Browallia New"/>
-                <w:szCs w:val="22"/>
-              </w:rPr>
-              <w:lastRenderedPageBreak/>
-              <w:t>คิดวิเคราะห์และการแก้ไขปัญหาอย่างเป็นระบบ Analytical &amp; Problem-Solving Thinking</w:t>
-            </w:r>
-          </w:p>
-        </w:tc>
         <w:tc>
           <w:tcPr>
             <w:tcW w:w="1011" w:type="dxa"/>
@@ -5344,13 +5611,14 @@
             </w:pPr>
             <w:sdt>
               <w:sdtPr>
-                <w:id w:val="100016"/>
+                <w:id w:val="100020"/>
                 <w14:checkbox>
                   <w14:checked w14:val="0"/>
                   <w14:checkedState w14:val="2612" w14:font="MS Gothic"/>
                   <w14:uncheckedState w14:val="2610" w14:font="MS Gothic"/>
                 </w14:checkbox>
               </w:sdtPr>
+              <w:sdtEndPr/>
               <w:sdtContent>
                 <w:r>
                   <w:rPr>
@@ -5363,6 +5631,46 @@
             </w:sdt>
           </w:p>
         </w:tc>
+      </w:tr>
+      <w:tr>
+        <w:trPr>
+          <w:jc w:val="center"/>
+        </w:trPr>
+        <w:tc>
+          <w:tcPr>
+            <w:tcW w:w="4136" w:type="dxa"/>
+          </w:tcPr>
+          <w:p>
+            <w:pPr>
+              <w:rPr>
+                <w:rFonts w:ascii="Browallia New" w:eastAsia="Browallia New" w:hAnsi="Browallia New" w:cs="Browallia New"/>
+                <w:szCs w:val="22"/>
+                <w:lang w:bidi="th-TH"/>
+              </w:rPr>
+            </w:pPr>
+            <w:r>
+              <w:rPr>
+                <w:rFonts w:ascii="Browallia New" w:eastAsia="Browallia New" w:hAnsi="Browallia New" w:cs="Browallia New"/>
+                <w:szCs w:val="22"/>
+              </w:rPr>
+              <w:t xml:space="preserve">ความฉลาดทางดิจิทัล </w:t>
+            </w:r>
+          </w:p>
+          <w:p>
+            <w:pPr>
+              <w:rPr>
+                <w:szCs w:val="22"/>
+              </w:rPr>
+            </w:pPr>
+            <w:r>
+              <w:rPr>
+                <w:rFonts w:ascii="Browallia New" w:eastAsia="Browallia New" w:hAnsi="Browallia New" w:cs="Browallia New"/>
+                <w:szCs w:val="22"/>
+              </w:rPr>
+              <w:t>Digital Intelligence Quotient (DQ)</w:t>
+            </w:r>
+          </w:p>
+        </w:tc>
         <w:tc>
           <w:tcPr>
             <w:tcW w:w="1011" w:type="dxa"/>
@@ -5374,13 +5682,14 @@
             </w:pPr>
             <w:sdt>
               <w:sdtPr>
-                <w:id w:val="100017"/>
+                <w:id w:val="100021"/>
                 <w14:checkbox>
                   <w14:checked w14:val="0"/>
                   <w14:checkedState w14:val="2612" w14:font="MS Gothic"/>
                   <w14:uncheckedState w14:val="2610" w14:font="MS Gothic"/>
                 </w14:checkbox>
               </w:sdtPr>
+              <w:sdtEndPr/>
               <w:sdtContent>
                 <w:r>
                   <w:rPr>
@@ -5404,13 +5713,14 @@
             </w:pPr>
             <w:sdt>
               <w:sdtPr>
-                <w:id w:val="100018"/>
+                <w:id w:val="100022"/>
                 <w14:checkbox>
                   <w14:checked w14:val="0"/>
                   <w14:checkedState w14:val="2612" w14:font="MS Gothic"/>
                   <w14:uncheckedState w14:val="2610" w14:font="MS Gothic"/>
                 </w14:checkbox>
               </w:sdtPr>
+              <w:sdtEndPr/>
               <w:sdtContent>
                 <w:r>
                   <w:rPr>
@@ -5434,13 +5744,44 @@
             </w:pPr>
             <w:sdt>
               <w:sdtPr>
-                <w:id w:val="100019"/>
+                <w:id w:val="100023"/>
+                <w14:checkbox>
+                  <w14:checked w14:val="1"/>
+                  <w14:checkedState w14:val="2612" w14:font="MS Gothic"/>
+                  <w14:uncheckedState w14:val="2610" w14:font="MS Gothic"/>
+                </w14:checkbox>
+              </w:sdtPr>
+              <w:sdtEndPr/>
+              <w:sdtContent>
+                <w:r>
+                  <w:rPr>
+                    <w:rFonts w:ascii="MS Gothic" w:eastAsia="MS Gothic" w:hAnsi="MS Gothic" w:hint="eastAsia"/>
+                  </w:rPr>
+                  <w:t>☒</w:t>
+                </w:r>
+              </w:sdtContent>
+            </w:sdt>
+          </w:p>
+        </w:tc>
+        <w:tc>
+          <w:tcPr>
+            <w:tcW w:w="1011" w:type="dxa"/>
+            <w:shd w:val="clear" w:color="auto" w:fill="FFF2CC"/>
+          </w:tcPr>
+          <w:p>
+            <w:pPr>
+              <w:jc w:val="center"/>
+            </w:pPr>
+            <w:sdt>
+              <w:sdtPr>
+                <w:id w:val="100024"/>
                 <w14:checkbox>
                   <w14:checked w14:val="0"/>
                   <w14:checkedState w14:val="2612" w14:font="MS Gothic"/>
                   <w14:uncheckedState w14:val="2610" w14:font="MS Gothic"/>
                 </w14:checkbox>
               </w:sdtPr>
+              <w:sdtEndPr/>
               <w:sdtContent>
                 <w:r>
                   <w:rPr>
@@ -5464,13 +5805,14 @@
             </w:pPr>
             <w:sdt>
               <w:sdtPr>
-                <w:id w:val="100020"/>
+                <w:id w:val="100025"/>
                 <w14:checkbox>
                   <w14:checked w14:val="0"/>
                   <w14:checkedState w14:val="2612" w14:font="MS Gothic"/>
                   <w14:uncheckedState w14:val="2610" w14:font="MS Gothic"/>
                 </w14:checkbox>
               </w:sdtPr>
+              <w:sdtEndPr/>
               <w:sdtContent>
                 <w:r>
                   <w:rPr>
@@ -5505,13 +5847,15 @@
                 <w:rFonts w:ascii="Browallia New" w:eastAsia="Browallia New" w:hAnsi="Browallia New" w:cs="Browallia New"/>
                 <w:szCs w:val="22"/>
               </w:rPr>
-              <w:t xml:space="preserve">ความฉลาดทางดิจิทัล </w:t>
-            </w:r>
-          </w:p>
-          <w:p>
-            <w:pPr>
-              <w:rPr>
+              <w:t xml:space="preserve">การปรับตัว </w:t>
+            </w:r>
+          </w:p>
+          <w:p>
+            <w:pPr>
+              <w:rPr>
+                <w:rFonts w:ascii="Browallia New" w:eastAsia="Browallia New" w:hAnsi="Browallia New" w:cs="Browallia New"/>
                 <w:szCs w:val="22"/>
+                <w:lang w:bidi="th-TH"/>
               </w:rPr>
             </w:pPr>
             <w:r>
@@ -5519,7 +5863,7 @@
                 <w:rFonts w:ascii="Browallia New" w:eastAsia="Browallia New" w:hAnsi="Browallia New" w:cs="Browallia New"/>
                 <w:szCs w:val="22"/>
               </w:rPr>
-              <w:t>Digital Intelligence Quotient (DQ)</w:t>
+              <w:t>Adaptability</w:t>
             </w:r>
           </w:p>
         </w:tc>
@@ -5534,13 +5878,14 @@
             </w:pPr>
             <w:sdt>
               <w:sdtPr>
-                <w:id w:val="100021"/>
+                <w:id w:val="100026"/>
                 <w14:checkbox>
                   <w14:checked w14:val="0"/>
                   <w14:checkedState w14:val="2612" w14:font="MS Gothic"/>
                   <w14:uncheckedState w14:val="2610" w14:font="MS Gothic"/>
                 </w14:checkbox>
               </w:sdtPr>
+              <w:sdtEndPr/>
               <w:sdtContent>
                 <w:r>
                   <w:rPr>
@@ -5564,13 +5909,14 @@
             </w:pPr>
             <w:sdt>
               <w:sdtPr>
-                <w:id w:val="100022"/>
+                <w:id w:val="100027"/>
                 <w14:checkbox>
                   <w14:checked w14:val="0"/>
                   <w14:checkedState w14:val="2612" w14:font="MS Gothic"/>
                   <w14:uncheckedState w14:val="2610" w14:font="MS Gothic"/>
                 </w14:checkbox>
               </w:sdtPr>
+              <w:sdtEndPr/>
               <w:sdtContent>
                 <w:r>
                   <w:rPr>
@@ -5594,13 +5940,44 @@
             </w:pPr>
             <w:sdt>
               <w:sdtPr>
-                <w:id w:val="100023"/>
+                <w:id w:val="100028"/>
+                <w14:checkbox>
+                  <w14:checked w14:val="1"/>
+                  <w14:checkedState w14:val="2612" w14:font="MS Gothic"/>
+                  <w14:uncheckedState w14:val="2610" w14:font="MS Gothic"/>
+                </w14:checkbox>
+              </w:sdtPr>
+              <w:sdtEndPr/>
+              <w:sdtContent>
+                <w:r>
+                  <w:rPr>
+                    <w:rFonts w:ascii="MS Gothic" w:eastAsia="MS Gothic" w:hAnsi="MS Gothic" w:hint="eastAsia"/>
+                  </w:rPr>
+                  <w:t>☒</w:t>
+                </w:r>
+              </w:sdtContent>
+            </w:sdt>
+          </w:p>
+        </w:tc>
+        <w:tc>
+          <w:tcPr>
+            <w:tcW w:w="1011" w:type="dxa"/>
+            <w:shd w:val="clear" w:color="auto" w:fill="FFF2CC"/>
+          </w:tcPr>
+          <w:p>
+            <w:pPr>
+              <w:jc w:val="center"/>
+            </w:pPr>
+            <w:sdt>
+              <w:sdtPr>
+                <w:id w:val="100029"/>
                 <w14:checkbox>
                   <w14:checked w14:val="0"/>
                   <w14:checkedState w14:val="2612" w14:font="MS Gothic"/>
                   <w14:uncheckedState w14:val="2610" w14:font="MS Gothic"/>
                 </w14:checkbox>
               </w:sdtPr>
+              <w:sdtEndPr/>
               <w:sdtContent>
                 <w:r>
                   <w:rPr>
@@ -5624,13 +6001,84 @@
             </w:pPr>
             <w:sdt>
               <w:sdtPr>
-                <w:id w:val="100024"/>
+                <w:id w:val="100030"/>
                 <w14:checkbox>
                   <w14:checked w14:val="0"/>
                   <w14:checkedState w14:val="2612" w14:font="MS Gothic"/>
                   <w14:uncheckedState w14:val="2610" w14:font="MS Gothic"/>
                 </w14:checkbox>
               </w:sdtPr>
+              <w:sdtEndPr/>
+              <w:sdtContent>
+                <w:r>
+                  <w:rPr>
+                    <w:rFonts w:ascii="MS Gothic" w:eastAsia="MS Gothic" w:hAnsi="MS Gothic" w:hint="eastAsia"/>
+                  </w:rPr>
+                  <w:t>☐</w:t>
+                </w:r>
+              </w:sdtContent>
+            </w:sdt>
+          </w:p>
+        </w:tc>
+      </w:tr>
+      <w:tr>
+        <w:trPr>
+          <w:jc w:val="center"/>
+        </w:trPr>
+        <w:tc>
+          <w:tcPr>
+            <w:tcW w:w="4136" w:type="dxa"/>
+          </w:tcPr>
+          <w:p>
+            <w:pPr>
+              <w:rPr>
+                <w:rFonts w:ascii="Browallia New" w:eastAsia="Browallia New" w:hAnsi="Browallia New" w:cs="Browallia New"/>
+                <w:szCs w:val="22"/>
+                <w:lang w:bidi="th-TH"/>
+              </w:rPr>
+            </w:pPr>
+            <w:r>
+              <w:rPr>
+                <w:rFonts w:ascii="Browallia New" w:eastAsia="Browallia New" w:hAnsi="Browallia New" w:cs="Browallia New"/>
+                <w:szCs w:val="22"/>
+              </w:rPr>
+              <w:t xml:space="preserve">ความริเริ่มสร้างสรรค์ </w:t>
+            </w:r>
+          </w:p>
+          <w:p>
+            <w:pPr>
+              <w:rPr>
+                <w:szCs w:val="22"/>
+              </w:rPr>
+            </w:pPr>
+            <w:r>
+              <w:rPr>
+                <w:rFonts w:ascii="Browallia New" w:eastAsia="Browallia New" w:hAnsi="Browallia New" w:cs="Browallia New"/>
+                <w:szCs w:val="22"/>
+              </w:rPr>
+              <w:t>Initiative</w:t>
+            </w:r>
+          </w:p>
+        </w:tc>
+        <w:tc>
+          <w:tcPr>
+            <w:tcW w:w="1011" w:type="dxa"/>
+            <w:shd w:val="clear" w:color="auto" w:fill="FFF2CC"/>
+          </w:tcPr>
+          <w:p>
+            <w:pPr>
+              <w:jc w:val="center"/>
+            </w:pPr>
+            <w:sdt>
+              <w:sdtPr>
+                <w:id w:val="100031"/>
+                <w14:checkbox>
+                  <w14:checked w14:val="0"/>
+                  <w14:checkedState w14:val="2612" w14:font="MS Gothic"/>
+                  <w14:uncheckedState w14:val="2610" w14:font="MS Gothic"/>
+                </w14:checkbox>
+              </w:sdtPr>
+              <w:sdtEndPr/>
               <w:sdtContent>
                 <w:r>
                   <w:rPr>
@@ -5654,13 +6102,14 @@
             </w:pPr>
             <w:sdt>
               <w:sdtPr>
-                <w:id w:val="100025"/>
+                <w:id w:val="100032"/>
                 <w14:checkbox>
                   <w14:checked w14:val="0"/>
                   <w14:checkedState w14:val="2612" w14:font="MS Gothic"/>
                   <w14:uncheckedState w14:val="2610" w14:font="MS Gothic"/>
                 </w14:checkbox>
               </w:sdtPr>
+              <w:sdtEndPr/>
               <w:sdtContent>
                 <w:r>
                   <w:rPr>
@@ -5673,48 +6122,6 @@
             </w:sdt>
           </w:p>
         </w:tc>
-      </w:tr>
-      <w:tr>
-        <w:trPr>
-          <w:jc w:val="center"/>
-        </w:trPr>
-        <w:tc>
-          <w:tcPr>
-            <w:tcW w:w="4136" w:type="dxa"/>
-          </w:tcPr>
-          <w:p>
-            <w:pPr>
-              <w:rPr>
-                <w:rFonts w:ascii="Browallia New" w:eastAsia="Browallia New" w:hAnsi="Browallia New" w:cs="Browallia New"/>
-                <w:szCs w:val="22"/>
-                <w:lang w:bidi="th-TH"/>
-              </w:rPr>
-            </w:pPr>
-            <w:r>
-              <w:rPr>
-                <w:rFonts w:ascii="Browallia New" w:eastAsia="Browallia New" w:hAnsi="Browallia New" w:cs="Browallia New"/>
-                <w:szCs w:val="22"/>
-              </w:rPr>
-              <w:t xml:space="preserve">การปรับตัว </w:t>
-            </w:r>
-          </w:p>
-          <w:p>
-            <w:pPr>
-              <w:rPr>
-                <w:rFonts w:ascii="Browallia New" w:eastAsia="Browallia New" w:hAnsi="Browallia New" w:cs="Browallia New"/>
-                <w:szCs w:val="22"/>
-                <w:lang w:bidi="th-TH"/>
-              </w:rPr>
-            </w:pPr>
-            <w:r>
-              <w:rPr>
-                <w:rFonts w:ascii="Browallia New" w:eastAsia="Browallia New" w:hAnsi="Browallia New" w:cs="Browallia New"/>
-                <w:szCs w:val="22"/>
-              </w:rPr>
-              <w:t>Adaptability</w:t>
-            </w:r>
-          </w:p>
-        </w:tc>
         <w:tc>
           <w:tcPr>
             <w:tcW w:w="1011" w:type="dxa"/>
@@ -5726,13 +6133,44 @@
             </w:pPr>
             <w:sdt>
               <w:sdtPr>
-                <w:id w:val="100026"/>
+                <w:id w:val="100033"/>
+                <w14:checkbox>
+                  <w14:checked w14:val="1"/>
+                  <w14:checkedState w14:val="2612" w14:font="MS Gothic"/>
+                  <w14:uncheckedState w14:val="2610" w14:font="MS Gothic"/>
+                </w14:checkbox>
+              </w:sdtPr>
+              <w:sdtEndPr/>
+              <w:sdtContent>
+                <w:r>
+                  <w:rPr>
+                    <w:rFonts w:ascii="MS Gothic" w:eastAsia="MS Gothic" w:hAnsi="MS Gothic" w:hint="eastAsia"/>
+                  </w:rPr>
+                  <w:t>☒</w:t>
+                </w:r>
+              </w:sdtContent>
+            </w:sdt>
+          </w:p>
+        </w:tc>
+        <w:tc>
+          <w:tcPr>
+            <w:tcW w:w="1011" w:type="dxa"/>
+            <w:shd w:val="clear" w:color="auto" w:fill="FFF2CC"/>
+          </w:tcPr>
+          <w:p>
+            <w:pPr>
+              <w:jc w:val="center"/>
+            </w:pPr>
+            <w:sdt>
+              <w:sdtPr>
+                <w:id w:val="100034"/>
                 <w14:checkbox>
                   <w14:checked w14:val="0"/>
                   <w14:checkedState w14:val="2612" w14:font="MS Gothic"/>
                   <w14:uncheckedState w14:val="2610" w14:font="MS Gothic"/>
                 </w14:checkbox>
               </w:sdtPr>
+              <w:sdtEndPr/>
               <w:sdtContent>
                 <w:r>
                   <w:rPr>
@@ -5756,103 +6194,14 @@
             </w:pPr>
             <w:sdt>
               <w:sdtPr>
-                <w:id w:val="100027"/>
+                <w:id w:val="100035"/>
                 <w14:checkbox>
                   <w14:checked w14:val="0"/>
                   <w14:checkedState w14:val="2612" w14:font="MS Gothic"/>
                   <w14:uncheckedState w14:val="2610" w14:font="MS Gothic"/>
                 </w14:checkbox>
               </w:sdtPr>
-              <w:sdtContent>
-                <w:r>
-                  <w:rPr>
-                    <w:rFonts w:ascii="MS Gothic" w:eastAsia="MS Gothic" w:hAnsi="MS Gothic" w:hint="eastAsia"/>
-                    <w:sz w:val="28"/>
-                  </w:rPr>
-                  <w:t>☐</w:t>
-                </w:r>
-              </w:sdtContent>
-            </w:sdt>
-          </w:p>
-        </w:tc>
-        <w:tc>
-          <w:tcPr>
-            <w:tcW w:w="1011" w:type="dxa"/>
-            <w:shd w:val="clear" w:color="auto" w:fill="FFF2CC"/>
-          </w:tcPr>
-          <w:p>
-            <w:pPr>
-              <w:jc w:val="center"/>
-            </w:pPr>
-            <w:sdt>
-              <w:sdtPr>
-                <w:id w:val="100028"/>
-                <w14:checkbox>
-                  <w14:checked w14:val="0"/>
-                  <w14:checkedState w14:val="2612" w14:font="MS Gothic"/>
-                  <w14:uncheckedState w14:val="2610" w14:font="MS Gothic"/>
-                </w14:checkbox>
-              </w:sdtPr>
-              <w:sdtContent>
-                <w:r>
-                  <w:rPr>
-                    <w:rFonts w:ascii="MS Gothic" w:eastAsia="MS Gothic" w:hAnsi="MS Gothic" w:hint="eastAsia"/>
-                    <w:sz w:val="28"/>
-                  </w:rPr>
-                  <w:t>☐</w:t>
-                </w:r>
-              </w:sdtContent>
-            </w:sdt>
-          </w:p>
-        </w:tc>
-        <w:tc>
-          <w:tcPr>
-            <w:tcW w:w="1011" w:type="dxa"/>
-            <w:shd w:val="clear" w:color="auto" w:fill="FFF2CC"/>
-          </w:tcPr>
-          <w:p>
-            <w:pPr>
-              <w:jc w:val="center"/>
-            </w:pPr>
-            <w:sdt>
-              <w:sdtPr>
-                <w:id w:val="100029"/>
-                <w14:checkbox>
-                  <w14:checked w14:val="0"/>
-                  <w14:checkedState w14:val="2612" w14:font="MS Gothic"/>
-                  <w14:uncheckedState w14:val="2610" w14:font="MS Gothic"/>
-                </w14:checkbox>
-              </w:sdtPr>
-              <w:sdtContent>
-                <w:r>
-                  <w:rPr>
-                    <w:rFonts w:ascii="MS Gothic" w:eastAsia="MS Gothic" w:hAnsi="MS Gothic" w:hint="eastAsia"/>
-                    <w:sz w:val="28"/>
-                  </w:rPr>
-                  <w:t>☐</w:t>
-                </w:r>
-              </w:sdtContent>
-            </w:sdt>
-          </w:p>
-        </w:tc>
-        <w:tc>
-          <w:tcPr>
-            <w:tcW w:w="1011" w:type="dxa"/>
-            <w:shd w:val="clear" w:color="auto" w:fill="FFF2CC"/>
-          </w:tcPr>
-          <w:p>
-            <w:pPr>
-              <w:jc w:val="center"/>
-            </w:pPr>
-            <w:sdt>
-              <w:sdtPr>
-                <w:id w:val="100030"/>
-                <w14:checkbox>
-                  <w14:checked w14:val="0"/>
-                  <w14:checkedState w14:val="2612" w14:font="MS Gothic"/>
-                  <w14:uncheckedState w14:val="2610" w14:font="MS Gothic"/>
-                </w14:checkbox>
-              </w:sdtPr>
+              <w:sdtEndPr/>
               <w:sdtContent>
                 <w:r>
                   <w:rPr>
@@ -5865,195 +6214,6 @@
           </w:p>
         </w:tc>
       </w:tr>
-      <w:tr>
-        <w:trPr>
-          <w:jc w:val="center"/>
-        </w:trPr>
-        <w:tc>
-          <w:tcPr>
-            <w:tcW w:w="4136" w:type="dxa"/>
-          </w:tcPr>
-          <w:p>
-            <w:pPr>
-              <w:rPr>
-                <w:rFonts w:ascii="Browallia New" w:eastAsia="Browallia New" w:hAnsi="Browallia New" w:cs="Browallia New"/>
-                <w:szCs w:val="22"/>
-                <w:lang w:bidi="th-TH"/>
-              </w:rPr>
-            </w:pPr>
-            <w:r>
-              <w:rPr>
-                <w:rFonts w:ascii="Browallia New" w:eastAsia="Browallia New" w:hAnsi="Browallia New" w:cs="Browallia New"/>
-                <w:szCs w:val="22"/>
-              </w:rPr>
-              <w:t xml:space="preserve">ความริเริ่มสร้างสรรค์ </w:t>
-            </w:r>
-          </w:p>
-          <w:p>
-            <w:pPr>
-              <w:rPr>
-                <w:szCs w:val="22"/>
-              </w:rPr>
-            </w:pPr>
-            <w:r>
-              <w:rPr>
-                <w:rFonts w:ascii="Browallia New" w:eastAsia="Browallia New" w:hAnsi="Browallia New" w:cs="Browallia New"/>
-                <w:szCs w:val="22"/>
-              </w:rPr>
-              <w:t>Initiative</w:t>
-            </w:r>
-          </w:p>
-        </w:tc>
-        <w:tc>
-          <w:tcPr>
-            <w:tcW w:w="1011" w:type="dxa"/>
-            <w:shd w:val="clear" w:color="auto" w:fill="FFF2CC"/>
-          </w:tcPr>
-          <w:p>
-            <w:pPr>
-              <w:jc w:val="center"/>
-            </w:pPr>
-            <w:sdt>
-              <w:sdtPr>
-                <w:id w:val="100031"/>
-                <w14:checkbox>
-                  <w14:checked w14:val="0"/>
-                  <w14:checkedState w14:val="2612" w14:font="MS Gothic"/>
-                  <w14:uncheckedState w14:val="2610" w14:font="MS Gothic"/>
-                </w14:checkbox>
-              </w:sdtPr>
-              <w:sdtContent>
-                <w:r>
-                  <w:rPr>
-                    <w:rFonts w:ascii="MS Gothic" w:eastAsia="MS Gothic" w:hAnsi="MS Gothic" w:hint="eastAsia"/>
-                    <w:sz w:val="28"/>
-                  </w:rPr>
-                  <w:t>☐</w:t>
-                </w:r>
-              </w:sdtContent>
-            </w:sdt>
-          </w:p>
-        </w:tc>
-        <w:tc>
-          <w:tcPr>
-            <w:tcW w:w="1011" w:type="dxa"/>
-            <w:shd w:val="clear" w:color="auto" w:fill="FFF2CC"/>
-          </w:tcPr>
-          <w:p>
-            <w:pPr>
-              <w:jc w:val="center"/>
-            </w:pPr>
-            <w:sdt>
-              <w:sdtPr>
-                <w:id w:val="100032"/>
-                <w14:checkbox>
-                  <w14:checked w14:val="0"/>
-                  <w14:checkedState w14:val="2612" w14:font="MS Gothic"/>
-                  <w14:uncheckedState w14:val="2610" w14:font="MS Gothic"/>
-                </w14:checkbox>
-              </w:sdtPr>
-              <w:sdtContent>
-                <w:r>
-                  <w:rPr>
-                    <w:rFonts w:ascii="MS Gothic" w:eastAsia="MS Gothic" w:hAnsi="MS Gothic" w:hint="eastAsia"/>
-                    <w:sz w:val="28"/>
-                  </w:rPr>
-                  <w:t>☐</w:t>
-                </w:r>
-              </w:sdtContent>
-            </w:sdt>
-          </w:p>
-        </w:tc>
-        <w:tc>
-          <w:tcPr>
-            <w:tcW w:w="1011" w:type="dxa"/>
-            <w:shd w:val="clear" w:color="auto" w:fill="FFF2CC"/>
-          </w:tcPr>
-          <w:p>
-            <w:pPr>
-              <w:jc w:val="center"/>
-            </w:pPr>
-            <w:sdt>
-              <w:sdtPr>
-                <w:id w:val="100033"/>
-                <w14:checkbox>
-                  <w14:checked w14:val="0"/>
-                  <w14:checkedState w14:val="2612" w14:font="MS Gothic"/>
-                  <w14:uncheckedState w14:val="2610" w14:font="MS Gothic"/>
-                </w14:checkbox>
-              </w:sdtPr>
-              <w:sdtContent>
-                <w:r>
-                  <w:rPr>
-                    <w:rFonts w:ascii="MS Gothic" w:eastAsia="MS Gothic" w:hAnsi="MS Gothic" w:hint="eastAsia"/>
-                    <w:sz w:val="28"/>
-                  </w:rPr>
-                  <w:t>☐</w:t>
-                </w:r>
-              </w:sdtContent>
-            </w:sdt>
-          </w:p>
-        </w:tc>
-        <w:tc>
-          <w:tcPr>
-            <w:tcW w:w="1011" w:type="dxa"/>
-            <w:shd w:val="clear" w:color="auto" w:fill="FFF2CC"/>
-          </w:tcPr>
-          <w:p>
-            <w:pPr>
-              <w:jc w:val="center"/>
-            </w:pPr>
-            <w:sdt>
-              <w:sdtPr>
-                <w:id w:val="100034"/>
-                <w14:checkbox>
-                  <w14:checked w14:val="0"/>
-                  <w14:checkedState w14:val="2612" w14:font="MS Gothic"/>
-                  <w14:uncheckedState w14:val="2610" w14:font="MS Gothic"/>
-                </w14:checkbox>
-              </w:sdtPr>
-              <w:sdtContent>
-                <w:r>
-                  <w:rPr>
-                    <w:rFonts w:ascii="MS Gothic" w:eastAsia="MS Gothic" w:hAnsi="MS Gothic" w:hint="eastAsia"/>
-                    <w:sz w:val="28"/>
-                  </w:rPr>
-                  <w:t>☐</w:t>
-                </w:r>
-              </w:sdtContent>
-            </w:sdt>
-          </w:p>
-        </w:tc>
-        <w:tc>
-          <w:tcPr>
-            <w:tcW w:w="1011" w:type="dxa"/>
-            <w:shd w:val="clear" w:color="auto" w:fill="FFF2CC"/>
-          </w:tcPr>
-          <w:p>
-            <w:pPr>
-              <w:jc w:val="center"/>
-            </w:pPr>
-            <w:sdt>
-              <w:sdtPr>
-                <w:id w:val="100035"/>
-                <w14:checkbox>
-                  <w14:checked w14:val="0"/>
-                  <w14:checkedState w14:val="2612" w14:font="MS Gothic"/>
-                  <w14:uncheckedState w14:val="2610" w14:font="MS Gothic"/>
-                </w14:checkbox>
-              </w:sdtPr>
-              <w:sdtContent>
-                <w:r>
-                  <w:rPr>
-                    <w:rFonts w:ascii="MS Gothic" w:eastAsia="MS Gothic" w:hAnsi="MS Gothic" w:hint="eastAsia"/>
-                  </w:rPr>
-                  <w:t>☐</w:t>
-                </w:r>
-              </w:sdtContent>
-            </w:sdt>
-          </w:p>
-        </w:tc>
-      </w:tr>
     </w:tbl>
     <w:p>
       <w:pPr>
@@ -6067,7 +6227,15 @@
           <w:b/>
           <w:sz w:val="26"/>
         </w:rPr>
-        <w:t>4ค</w:t>
+        <w:t>4</w:t>
+      </w:r>
+      <w:r>
+        <w:rPr>
+          <w:rFonts w:ascii="Browallia New" w:eastAsia="Browallia New" w:hAnsi="Browallia New" w:cs="Browallia New"/>
+          <w:b/>
+          <w:sz w:val="26"/>
+        </w:rPr>
+        <w:t>ค</w:t>
       </w:r>
       <w:r>
         <w:rPr>
@@ -6085,7 +6253,15 @@
           <w:b/>
           <w:sz w:val="26"/>
         </w:rPr>
-        <w:t>(ii) ความรู้และทักษะเฉพาะสายงาน (Functional Knowledge &amp; Skills)</w:t>
+        <w:t xml:space="preserve">(ii) </w:t>
+      </w:r>
+      <w:r>
+        <w:rPr>
+          <w:rFonts w:ascii="Browallia New" w:eastAsia="Browallia New" w:hAnsi="Browallia New" w:cs="Browallia New"/>
+          <w:b/>
+          <w:sz w:val="26"/>
+        </w:rPr>
+        <w:t>ความรู้และทักษะเฉพาะสายงาน (Functional Knowledge &amp; Skills)</w:t>
       </w:r>
     </w:p>
     <w:tbl>
@@ -6312,6 +6488,7 @@
                   <w14:uncheckedState w14:val="2610" w14:font="MS Gothic"/>
                 </w14:checkbox>
               </w:sdtPr>
+              <w:sdtEndPr/>
               <w:sdtContent>
                 <w:r>
                   <w:rPr>
@@ -6342,6 +6519,7 @@
                   <w14:uncheckedState w14:val="2610" w14:font="MS Gothic"/>
                 </w14:checkbox>
               </w:sdtPr>
+              <w:sdtEndPr/>
               <w:sdtContent>
                 <w:r>
                   <w:rPr>
@@ -6372,6 +6550,7 @@
                   <w14:uncheckedState w14:val="2610" w14:font="MS Gothic"/>
                 </w14:checkbox>
               </w:sdtPr>
+              <w:sdtEndPr/>
               <w:sdtContent>
                 <w:r>
                   <w:rPr>
@@ -6402,6 +6581,7 @@
                   <w14:uncheckedState w14:val="2610" w14:font="MS Gothic"/>
                 </w14:checkbox>
               </w:sdtPr>
+              <w:sdtEndPr/>
               <w:sdtContent>
                 <w:r>
                   <w:rPr>
@@ -6432,6 +6612,7 @@
                   <w14:uncheckedState w14:val="2610" w14:font="MS Gothic"/>
                 </w14:checkbox>
               </w:sdtPr>
+              <w:sdtEndPr/>
               <w:sdtContent>
                 <w:r>
                   <w:rPr>
@@ -6474,6 +6655,7 @@
                   <w14:uncheckedState w14:val="2610" w14:font="MS Gothic"/>
                 </w14:checkbox>
               </w:sdtPr>
+              <w:sdtEndPr/>
               <w:sdtContent>
                 <w:r>
                   <w:rPr>
@@ -6504,6 +6686,7 @@
                   <w14:uncheckedState w14:val="2610" w14:font="MS Gothic"/>
                 </w14:checkbox>
               </w:sdtPr>
+              <w:sdtEndPr/>
               <w:sdtContent>
                 <w:r>
                   <w:rPr>
@@ -6534,6 +6717,7 @@
                   <w14:uncheckedState w14:val="2610" w14:font="MS Gothic"/>
                 </w14:checkbox>
               </w:sdtPr>
+              <w:sdtEndPr/>
               <w:sdtContent>
                 <w:r>
                   <w:rPr>
@@ -6564,6 +6748,7 @@
                   <w14:uncheckedState w14:val="2610" w14:font="MS Gothic"/>
                 </w14:checkbox>
               </w:sdtPr>
+              <w:sdtEndPr/>
               <w:sdtContent>
                 <w:r>
                   <w:rPr>
@@ -6594,6 +6779,7 @@
                   <w14:uncheckedState w14:val="2610" w14:font="MS Gothic"/>
                 </w14:checkbox>
               </w:sdtPr>
+              <w:sdtEndPr/>
               <w:sdtContent>
                 <w:r>
                   <w:rPr>
@@ -6636,6 +6822,7 @@
                   <w14:uncheckedState w14:val="2610" w14:font="MS Gothic"/>
                 </w14:checkbox>
               </w:sdtPr>
+              <w:sdtEndPr/>
               <w:sdtContent>
                 <w:r>
                   <w:rPr>
@@ -6666,6 +6853,7 @@
                   <w14:uncheckedState w14:val="2610" w14:font="MS Gothic"/>
                 </w14:checkbox>
               </w:sdtPr>
+              <w:sdtEndPr/>
               <w:sdtContent>
                 <w:r>
                   <w:rPr>
@@ -6696,6 +6884,7 @@
                   <w14:uncheckedState w14:val="2610" w14:font="MS Gothic"/>
                 </w14:checkbox>
               </w:sdtPr>
+              <w:sdtEndPr/>
               <w:sdtContent>
                 <w:r>
                   <w:rPr>
@@ -6726,6 +6915,7 @@
                   <w14:uncheckedState w14:val="2610" w14:font="MS Gothic"/>
                 </w14:checkbox>
               </w:sdtPr>
+              <w:sdtEndPr/>
               <w:sdtContent>
                 <w:r>
                   <w:rPr>
@@ -6756,6 +6946,7 @@
                   <w14:uncheckedState w14:val="2610" w14:font="MS Gothic"/>
                 </w14:checkbox>
               </w:sdtPr>
+              <w:sdtEndPr/>
               <w:sdtContent>
                 <w:r>
                   <w:rPr>
@@ -6798,6 +6989,7 @@
                   <w14:uncheckedState w14:val="2610" w14:font="MS Gothic"/>
                 </w14:checkbox>
               </w:sdtPr>
+              <w:sdtEndPr/>
               <w:sdtContent>
                 <w:r>
                   <w:rPr>
@@ -6828,6 +7020,7 @@
                   <w14:uncheckedState w14:val="2610" w14:font="MS Gothic"/>
                 </w14:checkbox>
               </w:sdtPr>
+              <w:sdtEndPr/>
               <w:sdtContent>
                 <w:r>
                   <w:rPr>
@@ -6858,6 +7051,7 @@
                   <w14:uncheckedState w14:val="2610" w14:font="MS Gothic"/>
                 </w14:checkbox>
               </w:sdtPr>
+              <w:sdtEndPr/>
               <w:sdtContent>
                 <w:r>
                   <w:rPr>
@@ -6888,6 +7082,7 @@
                   <w14:uncheckedState w14:val="2610" w14:font="MS Gothic"/>
                 </w14:checkbox>
               </w:sdtPr>
+              <w:sdtEndPr/>
               <w:sdtContent>
                 <w:r>
                   <w:rPr>
@@ -6918,6 +7113,7 @@
                   <w14:uncheckedState w14:val="2610" w14:font="MS Gothic"/>
                 </w14:checkbox>
               </w:sdtPr>
+              <w:sdtEndPr/>
               <w:sdtContent>
                 <w:r>
                   <w:rPr>
@@ -6985,7 +7181,15 @@
                 <w:b/>
                 <w:sz w:val="28"/>
               </w:rPr>
-              <w:t>5. แนวทางการโยกย้าย/เปลี่ยนตำแหน่งที่เป็นไปได้ (Career Mobility Map)</w:t>
+              <w:t xml:space="preserve">5. </w:t>
+            </w:r>
+            <w:r>
+              <w:rPr>
+                <w:rFonts w:ascii="Browallia New" w:eastAsia="Browallia New" w:hAnsi="Browallia New" w:cs="Browallia New"/>
+                <w:b/>
+                <w:sz w:val="28"/>
+              </w:rPr>
+              <w:t>แนวทางการโยกย้าย/เปลี่ยนตำแหน่งที่เป็นไปได้ (Career Mobility Map)</w:t>
             </w:r>
           </w:p>
           <w:p>
@@ -7056,7 +7260,15 @@
                 <w:sz w:val="28"/>
               </w:rPr>
               <w:br/>
-              <w:t>(Lateral / ระดับเดียวกัน)</w:t>
+              <w:t xml:space="preserve">(Lateral / </w:t>
+            </w:r>
+            <w:r>
+              <w:rPr>
+                <w:rFonts w:ascii="Browallia New" w:eastAsia="Browallia New" w:hAnsi="Browallia New" w:cs="Browallia New"/>
+                <w:b/>
+                <w:sz w:val="28"/>
+              </w:rPr>
+              <w:t>ระดับเดียวกัน)</w:t>
             </w:r>
           </w:p>
         </w:tc>
@@ -7905,6 +8117,7 @@
                   <w14:uncheckedState w14:val="2610" w14:font="MS Gothic"/>
                 </w14:checkbox>
               </w:sdtPr>
+              <w:sdtEndPr/>
               <w:sdtContent>
                 <w:r>
                   <w:rPr>
@@ -7942,6 +8155,7 @@
                   <w14:uncheckedState w14:val="2610" w14:font="MS Gothic"/>
                 </w14:checkbox>
               </w:sdtPr>
+              <w:sdtEndPr/>
               <w:sdtContent>
                 <w:r>
                   <w:rPr>
@@ -8138,6 +8352,7 @@
                   <w14:uncheckedState w14:val="2610" w14:font="MS Gothic"/>
                 </w14:checkbox>
               </w:sdtPr>
+              <w:sdtEndPr/>
               <w:sdtContent>
                 <w:r>
                   <w:rPr>
@@ -8169,6 +8384,7 @@
                   <w14:uncheckedState w14:val="2610" w14:font="MS Gothic"/>
                 </w14:checkbox>
               </w:sdtPr>
+              <w:sdtEndPr/>
               <w:sdtContent>
                 <w:r>
                   <w:rPr>
@@ -8223,6 +8439,7 @@
                   <w14:uncheckedState w14:val="2610" w14:font="MS Gothic"/>
                 </w14:checkbox>
               </w:sdtPr>
+              <w:sdtEndPr/>
               <w:sdtContent>
                 <w:r>
                   <w:rPr>
@@ -8294,6 +8511,7 @@
                   <w14:uncheckedState w14:val="2610" w14:font="MS Gothic"/>
                 </w14:checkbox>
               </w:sdtPr>
+              <w:sdtEndPr/>
               <w:sdtContent>
                 <w:r>
                   <w:rPr>
@@ -8325,6 +8543,7 @@
                   <w14:uncheckedState w14:val="2610" w14:font="MS Gothic"/>
                 </w14:checkbox>
               </w:sdtPr>
+              <w:sdtEndPr/>
               <w:sdtContent>
                 <w:r>
                   <w:rPr>
@@ -8386,6 +8605,7 @@
                   <w14:uncheckedState w14:val="2610" w14:font="MS Gothic"/>
                 </w14:checkbox>
               </w:sdtPr>
+              <w:sdtEndPr/>
               <w:sdtContent>
                 <w:r>
                   <w:rPr>
@@ -16339,7 +16559,6 @@
   <w:style w:type="character" w:default="1" w:styleId="DefaultParagraphFont">
     <w:name w:val="Default Paragraph Font"/>
     <w:uiPriority w:val="1"/>
-    <w:semiHidden/>
     <w:unhideWhenUsed/>
   </w:style>
   <w:style w:type="table" w:default="1" w:styleId="TableNormal">
